--- a/Federated Republic Constitution 260706.docx
+++ b/Federated Republic Constitution 260706.docx
@@ -49,7 +49,29 @@
           <w:sz w:val="22"/>
           <w:szCs w:val="22"/>
         </w:rPr>
-        <w:t xml:space="preserve">160 Provisions · 20 Articles</w:t>
+        <w:t>16</w:t>
+      </w:r>
+      <w:r>
+        <w:rPr>
+          <w:rFonts w:ascii="Garamond" w:eastAsia="Garamond" w:hAnsi="Garamond" w:cs="Garamond"/>
+          <w:i/>
+          <w:iCs/>
+          <w:color w:val="7A7060"/>
+          <w:sz w:val="22"/>
+          <w:szCs w:val="22"/>
+        </w:rPr>
+        <w:t>2</w:t>
+      </w:r>
+      <w:r>
+        <w:rPr>
+          <w:rFonts w:ascii="Garamond" w:eastAsia="Garamond" w:hAnsi="Garamond" w:cs="Garamond"/>
+          <w:i/>
+          <w:iCs/>
+          <w:color w:val="7A7060"/>
+          <w:sz w:val="22"/>
+          <w:szCs w:val="22"/>
+        </w:rPr>
+        <w:t xml:space="preserve"> Provisions · 20 Articles</w:t>
       </w:r>
     </w:p>
     <w:p>
@@ -111,7 +133,7 @@
           <w:sz w:val="22"/>
           <w:szCs w:val="22"/>
         </w:rPr>
-        <w:t xml:space="preserve">Right to Courts and Legal Remedy</w:t>
+        <w:t>Right to Courts and Legal Remedy</w:t>
       </w:r>
     </w:p>
     <w:p>
@@ -155,7 +177,7 @@
           <w:sz w:val="22"/>
           <w:szCs w:val="22"/>
         </w:rPr>
-        <w:t xml:space="preserve">Individual Sovereignty Floor</w:t>
+        <w:t>Individual Sovereignty Floor</w:t>
       </w:r>
     </w:p>
     <w:p>
@@ -199,23 +221,23 @@
           <w:sz w:val="22"/>
           <w:szCs w:val="22"/>
         </w:rPr>
-        <w:t xml:space="preserve">Prohibition of Torture and Cruel Treatment</w:t>
-      </w:r>
-    </w:p>
-    <w:p>
-      <w:pPr>
-        <w:spacing w:after="120"/>
-        <w:ind w:left="431"/>
-        <w:jc w:val="both"/>
-      </w:pPr>
-      <w:r>
-        <w:rPr>
-          <w:rFonts w:ascii="Garamond" w:eastAsia="Garamond" w:hAnsi="Garamond" w:cs="Garamond"/>
-          <w:color w:val="2A2A2A"/>
-          <w:sz w:val="22"/>
-          <w:szCs w:val="22"/>
-        </w:rPr>
-        <w:t xml:space="preserve">Torture and cruel, inhuman, or degrading treatment are absolutely prohibited. No person within the Republic's jurisdiction may be subjected to any such treatment. This right is non-derogable under §1.19.b.</w:t>
+        <w:t>Prohibition of Torture and Cruel Treatment</w:t>
+      </w:r>
+    </w:p>
+    <w:p>
+      <w:pPr>
+        <w:spacing w:after="120"/>
+        <w:ind w:left="431"/>
+        <w:jc w:val="both"/>
+      </w:pPr>
+      <w:r>
+        <w:rPr>
+          <w:rFonts w:ascii="Garamond" w:eastAsia="Garamond" w:hAnsi="Garamond" w:cs="Garamond"/>
+          <w:color w:val="2A2A2A"/>
+          <w:sz w:val="22"/>
+          <w:szCs w:val="22"/>
+        </w:rPr>
+        <w:t>Torture and cruel, inhuman, or degrading treatment are absolutely prohibited. No person within the Republic's jurisdiction may be subjected to any such treatment. This right is non-derogable under §1.19.b.</w:t>
       </w:r>
     </w:p>
     <w:p>
@@ -243,23 +265,23 @@
           <w:sz w:val="22"/>
           <w:szCs w:val="22"/>
         </w:rPr>
-        <w:t xml:space="preserve">Prohibition of Slavery and Forced Labor</w:t>
-      </w:r>
-    </w:p>
-    <w:p>
-      <w:pPr>
-        <w:spacing w:after="120"/>
-        <w:ind w:left="431"/>
-        <w:jc w:val="both"/>
-      </w:pPr>
-      <w:r>
-        <w:rPr>
-          <w:rFonts w:ascii="Garamond" w:eastAsia="Garamond" w:hAnsi="Garamond" w:cs="Garamond"/>
-          <w:color w:val="2A2A2A"/>
-          <w:sz w:val="22"/>
-          <w:szCs w:val="22"/>
-        </w:rPr>
-        <w:t xml:space="preserve">Slavery, involuntary servitude, and forced labor are absolutely prohibited. Prison labor authorized by statute and civic obligations lawfully required of citizens by the Legislature — including jury service, military conscription, and civil emergency duties — do not constitute forced labor under this provision. This right is non-derogable under §1.19.b.</w:t>
+        <w:t>Prohibition of Slavery and Forced Labor</w:t>
+      </w:r>
+    </w:p>
+    <w:p>
+      <w:pPr>
+        <w:spacing w:after="120"/>
+        <w:ind w:left="431"/>
+        <w:jc w:val="both"/>
+      </w:pPr>
+      <w:r>
+        <w:rPr>
+          <w:rFonts w:ascii="Garamond" w:eastAsia="Garamond" w:hAnsi="Garamond" w:cs="Garamond"/>
+          <w:color w:val="2A2A2A"/>
+          <w:sz w:val="22"/>
+          <w:szCs w:val="22"/>
+        </w:rPr>
+        <w:t>Slavery, involuntary servitude, and forced labor are absolutely prohibited. Prison labor authorized by statute and civic obligations lawfully required of citizens by the Legislature — including jury service, military conscription, and civil emergency duties — do not constitute forced labor under this provision. This right is non-derogable under §1.19.b.</w:t>
       </w:r>
     </w:p>
     <w:p>
@@ -287,7 +309,7 @@
           <w:sz w:val="22"/>
           <w:szCs w:val="22"/>
         </w:rPr>
-        <w:t xml:space="preserve">Civil and Political Liberties</w:t>
+        <w:t>Civil and Political Liberties</w:t>
       </w:r>
     </w:p>
     <w:p>
@@ -331,7 +353,7 @@
           <w:sz w:val="22"/>
           <w:szCs w:val="22"/>
         </w:rPr>
-        <w:t xml:space="preserve">Equality and Non-Discrimination</w:t>
+        <w:t>Equality and Non-Discrimination</w:t>
       </w:r>
     </w:p>
     <w:p>
@@ -375,7 +397,7 @@
           <w:sz w:val="22"/>
           <w:szCs w:val="22"/>
         </w:rPr>
-        <w:t xml:space="preserve">Bodily Sovereignty and Privacy</w:t>
+        <w:t>Bodily Sovereignty and Privacy</w:t>
       </w:r>
     </w:p>
     <w:p>
@@ -392,6 +414,14 @@
           <w:szCs w:val="22"/>
         </w:rPr>
         <w:t xml:space="preserve">Medical decisions are the province of the individual and their chosen provider. The state may promote public health through information, licensing, and access; it may not compel medical decisions or penalize their exercise. Every person holds the right to privacy in their person, home, communications, and data. Searches, surveillance, and data collection by government require prior independent judicial authorization based on specific, articulable grounds. The Legislature establishes by statute the warrant framework, subject to the requirement of independent judicial oversight. Communications and stored data receive </w:t>
+      </w:r>
+      <w:r>
+        <w:rPr>
+          <w:rFonts w:ascii="Garamond" w:eastAsia="Garamond" w:hAnsi="Garamond" w:cs="Garamond"/>
+          <w:color w:val="2A2A2A"/>
+          <w:sz w:val="22"/>
+          <w:szCs w:val="22"/>
+        </w:rPr>
         <w:lastRenderedPageBreak/>
         <w:t>equivalent protection to physical premises. Encryption is a lawful means of protecting private information and may not be prohibited. No government may impose civil or criminal liability on any person solely for receiving, assisting access to, or providing information about medical care that was lawful where received.</w:t>
       </w:r>
@@ -421,7 +451,7 @@
           <w:sz w:val="22"/>
           <w:szCs w:val="22"/>
         </w:rPr>
-        <w:t xml:space="preserve">Property and Security of the Home</w:t>
+        <w:t>Property and Security of the Home</w:t>
       </w:r>
     </w:p>
     <w:p>
@@ -465,7 +495,7 @@
           <w:sz w:val="22"/>
           <w:szCs w:val="22"/>
         </w:rPr>
-        <w:t xml:space="preserve">Democratic Participation and Family</w:t>
+        <w:t>Democratic Participation and Family</w:t>
       </w:r>
     </w:p>
     <w:p>
@@ -509,7 +539,7 @@
           <w:sz w:val="22"/>
           <w:szCs w:val="22"/>
         </w:rPr>
-        <w:t xml:space="preserve">Right to Bear Arms</w:t>
+        <w:t>Right to Bear Arms</w:t>
       </w:r>
     </w:p>
     <w:p>
@@ -553,23 +583,23 @@
           <w:sz w:val="22"/>
           <w:szCs w:val="22"/>
         </w:rPr>
-        <w:t xml:space="preserve">Habeas Corpus</w:t>
-      </w:r>
-    </w:p>
-    <w:p>
-      <w:pPr>
-        <w:spacing w:after="120"/>
-        <w:ind w:left="431"/>
-        <w:jc w:val="both"/>
-      </w:pPr>
-      <w:r>
-        <w:rPr>
-          <w:rFonts w:ascii="Garamond" w:eastAsia="Garamond" w:hAnsi="Garamond" w:cs="Garamond"/>
-          <w:color w:val="2A2A2A"/>
-          <w:sz w:val="22"/>
-          <w:szCs w:val="22"/>
-        </w:rPr>
-        <w:t xml:space="preserve">Every person detained by public authority has the right to challenge that detention before an independent and impartial court. The detaining authority must produce the person and justify the detention within the period established by statute, not to exceed 72 hours. No court may decline to hear a habeas corpus application. This right is non-derogable under §1.19.b.</w:t>
+        <w:t>Habeas Corpus</w:t>
+      </w:r>
+    </w:p>
+    <w:p>
+      <w:pPr>
+        <w:spacing w:after="120"/>
+        <w:ind w:left="431"/>
+        <w:jc w:val="both"/>
+      </w:pPr>
+      <w:r>
+        <w:rPr>
+          <w:rFonts w:ascii="Garamond" w:eastAsia="Garamond" w:hAnsi="Garamond" w:cs="Garamond"/>
+          <w:color w:val="2A2A2A"/>
+          <w:sz w:val="22"/>
+          <w:szCs w:val="22"/>
+        </w:rPr>
+        <w:t>Every person detained by public authority has the right to challenge that detention before an independent and impartial court. The detaining authority must produce the person and justify the detention within the period established by statute, not to exceed 72 hours. No court may decline to hear a habeas corpus application. This right is non-derogable under §1.19.b.</w:t>
       </w:r>
     </w:p>
     <w:p>
@@ -597,7 +627,7 @@
           <w:sz w:val="22"/>
           <w:szCs w:val="22"/>
         </w:rPr>
-        <w:t xml:space="preserve">Rights of the Accused and Fair Trial</w:t>
+        <w:t>Rights of the Accused and Fair Trial</w:t>
       </w:r>
     </w:p>
     <w:p>
@@ -641,23 +671,23 @@
           <w:sz w:val="22"/>
           <w:szCs w:val="22"/>
         </w:rPr>
-        <w:t xml:space="preserve">Right to a Public Trial</w:t>
-      </w:r>
-    </w:p>
-    <w:p>
-      <w:pPr>
-        <w:spacing w:after="120"/>
-        <w:ind w:left="431"/>
-        <w:jc w:val="both"/>
-      </w:pPr>
-      <w:r>
-        <w:rPr>
-          <w:rFonts w:ascii="Garamond" w:eastAsia="Garamond" w:hAnsi="Garamond" w:cs="Garamond"/>
-          <w:color w:val="2A2A2A"/>
-          <w:sz w:val="22"/>
-          <w:szCs w:val="22"/>
-        </w:rPr>
-        <w:t xml:space="preserve">Every person accused of a criminal offense has the right to a public trial before an independent and impartial court. Proceedings may be held in camera only to the minimum extent necessary to protect a compelling interest identified in advance by the court; the existence of any proceeding may not be concealed. This right is non-derogable under §1.19.b.</w:t>
+        <w:t>Right to a Public Trial</w:t>
+      </w:r>
+    </w:p>
+    <w:p>
+      <w:pPr>
+        <w:spacing w:after="120"/>
+        <w:ind w:left="431"/>
+        <w:jc w:val="both"/>
+      </w:pPr>
+      <w:r>
+        <w:rPr>
+          <w:rFonts w:ascii="Garamond" w:eastAsia="Garamond" w:hAnsi="Garamond" w:cs="Garamond"/>
+          <w:color w:val="2A2A2A"/>
+          <w:sz w:val="22"/>
+          <w:szCs w:val="22"/>
+        </w:rPr>
+        <w:t>Every person accused of a criminal offense has the right to a public trial before an independent and impartial court. Proceedings may be held in camera only to the minimum extent necessary to protect a compelling interest identified in advance by the court; the existence of any proceeding may not be concealed. This right is non-derogable under §1.19.b.</w:t>
       </w:r>
     </w:p>
     <w:p>
@@ -685,23 +715,23 @@
           <w:sz w:val="22"/>
           <w:szCs w:val="22"/>
         </w:rPr>
-        <w:t xml:space="preserve">Freedom from Retroactive Criminal Law</w:t>
-      </w:r>
-    </w:p>
-    <w:p>
-      <w:pPr>
-        <w:spacing w:after="120"/>
-        <w:ind w:left="431"/>
-        <w:jc w:val="both"/>
-      </w:pPr>
-      <w:r>
-        <w:rPr>
-          <w:rFonts w:ascii="Garamond" w:eastAsia="Garamond" w:hAnsi="Garamond" w:cs="Garamond"/>
-          <w:color w:val="2A2A2A"/>
-          <w:sz w:val="22"/>
-          <w:szCs w:val="22"/>
-        </w:rPr>
-        <w:t xml:space="preserve">No person may be convicted of an act that was not a criminal offense when committed, or subjected to a penalty greater than that applicable at the time of the offense. No criminal law may be applied retroactively to the disadvantage of the accused. This right is non-derogable under §1.19.b.</w:t>
+        <w:t>Freedom from Retroactive Criminal Law</w:t>
+      </w:r>
+    </w:p>
+    <w:p>
+      <w:pPr>
+        <w:spacing w:after="120"/>
+        <w:ind w:left="431"/>
+        <w:jc w:val="both"/>
+      </w:pPr>
+      <w:r>
+        <w:rPr>
+          <w:rFonts w:ascii="Garamond" w:eastAsia="Garamond" w:hAnsi="Garamond" w:cs="Garamond"/>
+          <w:color w:val="2A2A2A"/>
+          <w:sz w:val="22"/>
+          <w:szCs w:val="22"/>
+        </w:rPr>
+        <w:t>No person may be convicted of an act that was not a criminal offense when committed, or subjected to a penalty greater than that applicable at the time of the offense. No criminal law may be applied retroactively to the disadvantage of the accused. This right is non-derogable under §1.19.b.</w:t>
       </w:r>
     </w:p>
     <w:p>
@@ -729,7 +759,7 @@
           <w:sz w:val="22"/>
           <w:szCs w:val="22"/>
         </w:rPr>
-        <w:t xml:space="preserve">Double Jeopardy</w:t>
+        <w:t>Double Jeopardy</w:t>
       </w:r>
     </w:p>
     <w:p>
@@ -774,7 +804,7 @@
           <w:sz w:val="22"/>
           <w:szCs w:val="22"/>
         </w:rPr>
-        <w:t xml:space="preserve">Social Assistance Floor</w:t>
+        <w:t>Social Assistance Floor</w:t>
       </w:r>
     </w:p>
     <w:p>
@@ -862,7 +892,7 @@
           <w:sz w:val="22"/>
           <w:szCs w:val="22"/>
         </w:rPr>
-        <w:t xml:space="preserve">Environmental Obligations</w:t>
+        <w:t>Environmental Obligations</w:t>
       </w:r>
     </w:p>
     <w:p>
@@ -906,23 +936,23 @@
           <w:sz w:val="22"/>
           <w:szCs w:val="22"/>
         </w:rPr>
-        <w:t xml:space="preserve">Emergency Derogation</w:t>
-      </w:r>
-    </w:p>
-    <w:p>
-      <w:pPr>
-        <w:spacing w:after="120"/>
-        <w:ind w:left="431"/>
-        <w:jc w:val="both"/>
-      </w:pPr>
-      <w:r>
-        <w:rPr>
-          <w:rFonts w:ascii="Garamond" w:eastAsia="Garamond" w:hAnsi="Garamond" w:cs="Garamond"/>
-          <w:color w:val="2A2A2A"/>
-          <w:sz w:val="22"/>
-          <w:szCs w:val="22"/>
-        </w:rPr>
-        <w:t xml:space="preserve">No emergency — however severe — suspends the Individual Sovereignty Floor in full. Temporary derogation of certain rights is permitted only under the strict conditions of this section; the rights enumerated in §1.19.b may not be derogated. The three Monitors continue to operate with full constitutional authority throughout any emergency — they cannot be suspended or have their mandate reduced by emergency declaration. Emergency derogation of Article I rights requires a declaration specifying the nature of the emergency, which rights are limited, the geographic scope, and the duration; blanket declarations are constitutionally invalid. The declaration is published to the NRS immediately.</w:t>
+        <w:t>Emergency Derogation</w:t>
+      </w:r>
+    </w:p>
+    <w:p>
+      <w:pPr>
+        <w:spacing w:after="120"/>
+        <w:ind w:left="431"/>
+        <w:jc w:val="both"/>
+      </w:pPr>
+      <w:r>
+        <w:rPr>
+          <w:rFonts w:ascii="Garamond" w:eastAsia="Garamond" w:hAnsi="Garamond" w:cs="Garamond"/>
+          <w:color w:val="2A2A2A"/>
+          <w:sz w:val="22"/>
+          <w:szCs w:val="22"/>
+        </w:rPr>
+        <w:t>No emergency — however severe — suspends the Individual Sovereignty Floor in full. Temporary derogation of certain rights is permitted only under the strict conditions of this section; the rights enumerated in §1.19.b may not be derogated. The three Monitors continue to operate with full constitutional authority throughout any emergency — they cannot be suspended or have their mandate reduced by emergency declaration. Emergency derogation of Article I rights requires a declaration specifying the nature of the emergency, which rights are limited, the geographic scope, and the duration; blanket declarations are constitutionally invalid. The declaration is published to the NRS immediately.</w:t>
       </w:r>
     </w:p>
     <w:p>
@@ -950,7 +980,7 @@
           <w:sz w:val="22"/>
           <w:szCs w:val="22"/>
         </w:rPr>
-        <w:t xml:space="preserve">Non-Derogable Rights</w:t>
+        <w:t>Non-Derogable Rights</w:t>
       </w:r>
     </w:p>
     <w:p>
@@ -1011,6 +1041,14 @@
           <w:szCs w:val="22"/>
         </w:rPr>
         <w:t xml:space="preserve">Emergency measures lapse automatically at the expiry of the Declaration. The Legislature may, before a Declaration expires, extend it for one additional period not to exceed 60 days by 2/3 of both chambers in a concurrent vote; the extension is published immediately to the NRS and no further extension is available under this provision. Judicial review of any emergency measure is available to any citizen at any time, and </w:t>
+      </w:r>
+      <w:r>
+        <w:rPr>
+          <w:rFonts w:ascii="Garamond" w:eastAsia="Garamond" w:hAnsi="Garamond" w:cs="Garamond"/>
+          <w:color w:val="2A2A2A"/>
+          <w:sz w:val="22"/>
+          <w:szCs w:val="22"/>
+        </w:rPr>
         <w:lastRenderedPageBreak/>
         <w:t>courts may rule during the emergency that a specific measure is unconstitutional. No emergency measure may be made permanent by legislative act; any measure not re-enacted through the ordinary legislative process lapses automatically at the expiry of the Declaration. The Legislature may not re-declare an emergency measure within 60 days of its expiry. A new emergency declaration covering substantially the same geographic scope and affecting substantially the same rights as a declaration that expired within 60 days is subject to the same bar, regardless of how the new emergency is labeled; the EM publishes an assessment of whether any new declaration constitutes a relabeled continuation of the prior emergency within 14 days of its issuance. After 60 days, re-declaration requires a 2/3 majority of both chambers certifying continued necessity.</w:t>
       </w:r>
@@ -1040,7 +1078,7 @@
           <w:sz w:val="22"/>
           <w:szCs w:val="22"/>
         </w:rPr>
-        <w:t xml:space="preserve">Right to Seek Asylum</w:t>
+        <w:t>Right to Seek Asylum</w:t>
       </w:r>
     </w:p>
     <w:p>
@@ -1106,7 +1144,7 @@
           <w:sz w:val="22"/>
           <w:szCs w:val="22"/>
         </w:rPr>
-        <w:t xml:space="preserve">No person within the Republic's jurisdiction may be returned, expelled, or extradited to any territory where they face genuine risk of persecution, torture, or deprivation of life. This protection applies regardless of the person's status, conduct, or the nature of the receiving territory's government. This right is non-derogable under §1.19.b.</w:t>
+        <w:t>No person within the Republic's jurisdiction may be returned, expelled, or extradited to any territory where they face genuine risk of persecution, torture, or deprivation of life. This protection applies regardless of the person's status, conduct, or the nature of the receiving territory's government. This right is non-derogable under §1.19.b.</w:t>
       </w:r>
     </w:p>
     <w:p>
@@ -1155,7 +1193,7 @@
           <w:sz w:val="22"/>
           <w:szCs w:val="22"/>
         </w:rPr>
-        <w:t xml:space="preserve">Official Capacity Protection</w:t>
+        <w:t>Official Capacity Protection</w:t>
       </w:r>
     </w:p>
     <w:p>
@@ -1231,7 +1269,7 @@
           <w:sz w:val="22"/>
           <w:szCs w:val="22"/>
         </w:rPr>
-        <w:t xml:space="preserve">The Legat Consul — Domain and Term</w:t>
+        <w:t>The Legat Consul — Domain and Term</w:t>
       </w:r>
     </w:p>
     <w:p>
@@ -1275,7 +1313,7 @@
           <w:sz w:val="22"/>
           <w:szCs w:val="22"/>
         </w:rPr>
-        <w:t xml:space="preserve">Military Authorization Framework</w:t>
+        <w:t>Military Authorization Framework</w:t>
       </w:r>
     </w:p>
     <w:p>
@@ -1319,7 +1357,7 @@
           <w:sz w:val="22"/>
           <w:szCs w:val="22"/>
         </w:rPr>
-        <w:t xml:space="preserve">Consular Intelligence and Veto</w:t>
+        <w:t>Consular Intelligence and Veto</w:t>
       </w:r>
     </w:p>
     <w:p>
@@ -1407,7 +1445,7 @@
           <w:sz w:val="22"/>
           <w:szCs w:val="22"/>
         </w:rPr>
-        <w:t xml:space="preserve">Legat Consul International Agreements</w:t>
+        <w:t>Legat Consul International Agreements</w:t>
       </w:r>
     </w:p>
     <w:p>
@@ -1424,6 +1462,14 @@
           <w:szCs w:val="22"/>
         </w:rPr>
         <w:t xml:space="preserve">The Legat Consul negotiates and concludes treaties and trade agreements. Treaties are subject to ratification under §3.6. Trade agreements are subject to legislative approval under §3.6. During negotiation of any trade agreement, the Legat Consul must consult the Civic Consul on its domestic implications; the Civic Consul's response is published to the NRS. The Legat Consul nominates senior domain officers — Director of Intelligence, Director of Foreign Affairs, Director of Defense — from a pool of qualified </w:t>
+      </w:r>
+      <w:r>
+        <w:rPr>
+          <w:rFonts w:ascii="Garamond" w:eastAsia="Garamond" w:hAnsi="Garamond" w:cs="Garamond"/>
+          <w:color w:val="2A2A2A"/>
+          <w:sz w:val="22"/>
+          <w:szCs w:val="22"/>
+        </w:rPr>
         <w:lastRenderedPageBreak/>
         <w:t>candidates maintained by the Elections Panel under §9.12. The Legislature defines qualifications and confirmation procedures for each office by statute; acting appointments may be made pending confirmation for the period and under the conditions the Legislature defines.</w:t>
       </w:r>
@@ -1453,7 +1499,7 @@
           <w:sz w:val="22"/>
           <w:szCs w:val="22"/>
         </w:rPr>
-        <w:t xml:space="preserve">The Civic Consul — Domain and Term</w:t>
+        <w:t>The Civic Consul — Domain and Term</w:t>
       </w:r>
     </w:p>
     <w:p>
@@ -1497,7 +1543,7 @@
           <w:sz w:val="22"/>
           <w:szCs w:val="22"/>
         </w:rPr>
-        <w:t xml:space="preserve">Constructive Vote of No Confidence</w:t>
+        <w:t>Constructive Vote of No Confidence</w:t>
       </w:r>
     </w:p>
     <w:p>
@@ -1558,6 +1604,14 @@
           <w:szCs w:val="22"/>
         </w:rPr>
         <w:t xml:space="preserve">The Assembly elects the Civic Consul by absolute majority within the period defined by statute following any general election or vacancy; where no statutory period has been established, the constitutional default is 21 days. If the Assembly does not elect a Civic Consul within that period, the Civic Consul designates an Acting Civic Consul from the confirmed ministers. Where no ministers have been confirmed, the designation falls to a serving Assembly member. The designation is published to the NRS. The Senate may, by 2/3 supermajority, designate a serving Assembly member as Civic Consul if the Assembly has failed to elect one within the statutory period; Assembly election of a Civic Consul by absolute majority terminates any Senate designation. Where no Civic Consul has been elected and the Senate has not designated one within 45 days of the Assembly failing to elect, the Legat Consul nominates a serving Assembly member as Civic Consul within 21 days, published to the NRS; the Senate confirms by simple majority within 21 days of nomination; the confirmed appointee holds full Civic Consul authority and is subject to removal under §2.6. Where the Legat Consul does not nominate within 21 days or the Senate does not confirm within 21 days of nomination, the most senior Assembly member by continuous service who otherwise meets the requirements for Civic Consul assumes the role by constitutional operation, </w:t>
+      </w:r>
+      <w:r>
+        <w:rPr>
+          <w:rFonts w:ascii="Garamond" w:eastAsia="Garamond" w:hAnsi="Garamond" w:cs="Garamond"/>
+          <w:color w:val="2A2A2A"/>
+          <w:sz w:val="22"/>
+          <w:szCs w:val="22"/>
+        </w:rPr>
         <w:lastRenderedPageBreak/>
         <w:t>published to the NRS; this appointee holds full Civic Consul authority and is subject to removal under §2.6. Where two or more Assembly members have equal continuous service, the tiebreaker is determined by statute.</w:t>
       </w:r>
@@ -1587,7 +1641,7 @@
           <w:sz w:val="22"/>
           <w:szCs w:val="22"/>
         </w:rPr>
-        <w:t xml:space="preserve">Civic Consul Legislative Instruments</w:t>
+        <w:t>Civic Consul Legislative Instruments</w:t>
       </w:r>
     </w:p>
     <w:p>
@@ -1631,7 +1685,7 @@
           <w:sz w:val="22"/>
           <w:szCs w:val="22"/>
         </w:rPr>
-        <w:t xml:space="preserve">Duty of Refusal</w:t>
+        <w:t>Duty of Refusal</w:t>
       </w:r>
     </w:p>
     <w:p>
@@ -1675,7 +1729,7 @@
           <w:sz w:val="22"/>
           <w:szCs w:val="22"/>
         </w:rPr>
-        <w:t xml:space="preserve">Legat Consul Succession and Incapacity</w:t>
+        <w:t>Legat Consul Succession and Incapacity</w:t>
       </w:r>
     </w:p>
     <w:p>
@@ -1719,7 +1773,7 @@
           <w:sz w:val="22"/>
           <w:szCs w:val="22"/>
         </w:rPr>
-        <w:t xml:space="preserve">Executive Transparency</w:t>
+        <w:t>Executive Transparency</w:t>
       </w:r>
     </w:p>
     <w:p>
@@ -1736,6 +1790,14 @@
           <w:szCs w:val="22"/>
         </w:rPr>
         <w:t xml:space="preserve">Both executives must publish all official acts — orders, certifications, vetoes, objections, determinations, and refusals to certify — to the NRS within the period defined by statute. No executive may classify, delay, or suppress publication of an act this constitution requires to be published. Acts of non-consent — refusals to certify, objections, escalation denials, and declinations to act within a constitutional mandate — carry the same attribution and publication requirements as acts of authority. An executive who declines </w:t>
+      </w:r>
+      <w:r>
+        <w:rPr>
+          <w:rFonts w:ascii="Garamond" w:eastAsia="Garamond" w:hAnsi="Garamond" w:cs="Garamond"/>
+          <w:color w:val="2A2A2A"/>
+          <w:sz w:val="22"/>
+          <w:szCs w:val="22"/>
+        </w:rPr>
         <w:lastRenderedPageBreak/>
         <w:t>certification, withholds approval, or refuses to perform a constitutionally required function is constitutionally responsible for that act to the same degree as an executive who issues an order. The NRS record of every executive act of non-consent is permanent, attributed to the individual officer, and may not be reclassified or removed. A late-published act is not void, but late publication is a constitutional compliance breach.</w:t>
       </w:r>
@@ -1765,7 +1827,7 @@
           <w:sz w:val="22"/>
           <w:szCs w:val="22"/>
         </w:rPr>
-        <w:t xml:space="preserve">Emergency Governance</w:t>
+        <w:t>Emergency Governance</w:t>
       </w:r>
     </w:p>
     <w:p>
@@ -1853,7 +1915,7 @@
           <w:sz w:val="22"/>
           <w:szCs w:val="22"/>
         </w:rPr>
-        <w:t xml:space="preserve">Consular Removal</w:t>
+        <w:t>Consular Removal</w:t>
       </w:r>
     </w:p>
     <w:p>
@@ -1897,7 +1959,7 @@
           <w:sz w:val="22"/>
           <w:szCs w:val="22"/>
         </w:rPr>
-        <w:t xml:space="preserve">Council of Ministers</w:t>
+        <w:t>Council of Ministers</w:t>
       </w:r>
     </w:p>
     <w:p>
@@ -1986,7 +2048,7 @@
           <w:sz w:val="22"/>
           <w:szCs w:val="22"/>
         </w:rPr>
-        <w:t xml:space="preserve">Federal Prosecution</w:t>
+        <w:t>Federal Prosecution</w:t>
       </w:r>
     </w:p>
     <w:p>
@@ -2049,7 +2111,7 @@
           <w:sz w:val="22"/>
           <w:szCs w:val="22"/>
         </w:rPr>
-        <w:t xml:space="preserve">The Legislature</w:t>
+        <w:t>The Legislature</w:t>
       </w:r>
     </w:p>
     <w:p>
@@ -2093,7 +2155,7 @@
           <w:sz w:val="22"/>
           <w:szCs w:val="22"/>
         </w:rPr>
-        <w:t xml:space="preserve">The Assembly</w:t>
+        <w:t>The Assembly</w:t>
       </w:r>
     </w:p>
     <w:p>
@@ -2137,7 +2199,7 @@
           <w:sz w:val="22"/>
           <w:szCs w:val="22"/>
         </w:rPr>
-        <w:t xml:space="preserve">Electoral Districts</w:t>
+        <w:t>Electoral Districts</w:t>
       </w:r>
     </w:p>
     <w:p>
@@ -2181,40 +2243,49 @@
           <w:sz w:val="22"/>
           <w:szCs w:val="22"/>
         </w:rPr>
-        <w:t xml:space="preserve">Legislative Standards</w:t>
-      </w:r>
-    </w:p>
-    <w:p>
-      <w:pPr>
-        <w:spacing w:after="120"/>
-        <w:ind w:left="431"/>
-        <w:jc w:val="both"/>
-      </w:pPr>
-      <w:r>
-        <w:rPr>
-          <w:rFonts w:ascii="Garamond" w:eastAsia="Garamond" w:hAnsi="Garamond" w:cs="Garamond"/>
-          <w:color w:val="2A2A2A"/>
-          <w:sz w:val="22"/>
-          <w:szCs w:val="22"/>
-        </w:rPr>
-        <w:t>Every bill must address a single, clearly defined subject. Any member or approval body in the legislative process may request an EM assessment of single-subject compliance, published to the NRS. The full text of every bill must be published to the NRS for a minimum period defined by statute before any final passage vote; a substantially amended bill resets the clock. The Legislature must sit for a minimum number of days per year defined by statute; emergency sessions may be called by the Civic Consul or by petition of 1/3 of either chamber. The Legislature must establish a joint ethics committee with authority to sanction and refer members; removal requires 2/3 of the relevant chamber; under §9.1, the chamber may request an EM assessment to inform the proceeding.</w:t>
-      </w:r>
-    </w:p>
-    <w:p>
-      <w:pPr>
-        <w:spacing w:before="200" w:after="60"/>
-        <w:ind w:left="431"/>
-      </w:pPr>
-      <w:r>
-        <w:rPr>
-          <w:rFonts w:ascii="Courier New" w:eastAsia="Courier New" w:hAnsi="Courier New" w:cs="Courier New"/>
-          <w:b/>
-          <w:bCs/>
-          <w:color w:val="2A2A2A"/>
-          <w:sz w:val="18"/>
-          <w:szCs w:val="18"/>
+        <w:t>Legislative Standards</w:t>
+      </w:r>
+    </w:p>
+    <w:p>
+      <w:pPr>
+        <w:spacing w:after="120"/>
+        <w:ind w:left="431"/>
+        <w:jc w:val="both"/>
+      </w:pPr>
+      <w:r>
+        <w:rPr>
+          <w:rFonts w:ascii="Garamond" w:eastAsia="Garamond" w:hAnsi="Garamond" w:cs="Garamond"/>
+          <w:color w:val="2A2A2A"/>
+          <w:sz w:val="22"/>
+          <w:szCs w:val="22"/>
+        </w:rPr>
+        <w:t xml:space="preserve">Every bill must address a single, clearly defined subject. Any member or approval body in the legislative process may request an EM assessment of single-subject compliance, published to the NRS. The full text of every bill must be published to the NRS for a minimum period defined by statute before any final passage vote; a substantially amended bill resets the clock. The Legislature must sit for a minimum number of days per year defined by statute; emergency sessions may be called by the Civic Consul or by petition of 1/3 of either chamber. The Legislature must establish a joint ethics committee with authority to </w:t>
+      </w:r>
+      <w:r>
+        <w:rPr>
+          <w:rFonts w:ascii="Garamond" w:eastAsia="Garamond" w:hAnsi="Garamond" w:cs="Garamond"/>
+          <w:color w:val="2A2A2A"/>
+          <w:sz w:val="22"/>
+          <w:szCs w:val="22"/>
         </w:rPr>
         <w:lastRenderedPageBreak/>
+        <w:t>sanction and refer members; removal requires 2/3 of the relevant chamber; under §9.1, the chamber may request an EM assessment to inform the proceeding.</w:t>
+      </w:r>
+    </w:p>
+    <w:p>
+      <w:pPr>
+        <w:spacing w:before="200" w:after="60"/>
+        <w:ind w:left="431"/>
+      </w:pPr>
+      <w:r>
+        <w:rPr>
+          <w:rFonts w:ascii="Courier New" w:eastAsia="Courier New" w:hAnsi="Courier New" w:cs="Courier New"/>
+          <w:b/>
+          <w:bCs/>
+          <w:color w:val="2A2A2A"/>
+          <w:sz w:val="18"/>
+          <w:szCs w:val="18"/>
+        </w:rPr>
         <w:t xml:space="preserve">§3.5  </w:t>
       </w:r>
       <w:r>
@@ -2226,7 +2297,7 @@
           <w:sz w:val="22"/>
           <w:szCs w:val="22"/>
         </w:rPr>
-        <w:t xml:space="preserve">The Senate</w:t>
+        <w:t>The Senate</w:t>
       </w:r>
     </w:p>
     <w:p>
@@ -2270,7 +2341,7 @@
           <w:sz w:val="22"/>
           <w:szCs w:val="22"/>
         </w:rPr>
-        <w:t xml:space="preserve">Treaty and Trade Agreement Ratification</w:t>
+        <w:t>Treaty and Trade Agreement Ratification</w:t>
       </w:r>
     </w:p>
     <w:p>
@@ -2358,39 +2429,40 @@
           <w:sz w:val="22"/>
           <w:szCs w:val="22"/>
         </w:rPr>
-        <w:t xml:space="preserve">Legislative Process and Passage</w:t>
-      </w:r>
-    </w:p>
-    <w:p>
-      <w:pPr>
-        <w:spacing w:after="120"/>
-        <w:ind w:left="431"/>
-        <w:jc w:val="both"/>
-      </w:pPr>
-      <w:r>
-        <w:rPr>
-          <w:rFonts w:ascii="Garamond" w:eastAsia="Garamond" w:hAnsi="Garamond" w:cs="Garamond"/>
-          <w:color w:val="2A2A2A"/>
-          <w:sz w:val="22"/>
-          <w:szCs w:val="22"/>
-        </w:rPr>
-        <w:t xml:space="preserve">Bills pass by absolute majority of the full seated membership of both chambers. Higher thresholds apply to constitutional amendments, veto overrides, removal proceedings, and other matters specified in this constitution; where a higher threshold is specified for a vote of a single chamber, it applies to the full seated membership of that chamber. The Speaker of each chamber must publish the final text of every enacted law to the NRS within the period defined by statute. All prior versions, committee reports, Monitor findings, and veto records are indexed alongside the enacted text. Where the constitution requires the Legislature to enact specific legislation and the Legislature fails to do so, the LM publishes a non-compliance finding; the mandate becomes justiciable in the SC; and, for mandates whose non-fulfilment directly impairs the exercise of a right guaranteed in Article I, affected parties may bring direct constitutional claims.</w:t>
-      </w:r>
-    </w:p>
-    <w:p>
-      <w:pPr>
-        <w:spacing w:before="200" w:after="60"/>
-        <w:ind w:left="431"/>
-      </w:pPr>
-      <w:r>
-        <w:rPr>
-          <w:rFonts w:ascii="Courier New" w:eastAsia="Courier New" w:hAnsi="Courier New" w:cs="Courier New"/>
-          <w:b/>
-          <w:bCs/>
-          <w:color w:val="2A2A2A"/>
-          <w:sz w:val="18"/>
-          <w:szCs w:val="18"/>
-        </w:rPr>
+        <w:t>Legislative Process and Passage</w:t>
+      </w:r>
+    </w:p>
+    <w:p>
+      <w:pPr>
+        <w:spacing w:after="120"/>
+        <w:ind w:left="431"/>
+        <w:jc w:val="both"/>
+      </w:pPr>
+      <w:r>
+        <w:rPr>
+          <w:rFonts w:ascii="Garamond" w:eastAsia="Garamond" w:hAnsi="Garamond" w:cs="Garamond"/>
+          <w:color w:val="2A2A2A"/>
+          <w:sz w:val="22"/>
+          <w:szCs w:val="22"/>
+        </w:rPr>
+        <w:t>Bills pass by absolute majority of the full seated membership of both chambers. Higher thresholds apply to constitutional amendments, veto overrides, removal proceedings, and other matters specified in this constitution; where a higher threshold is specified for a vote of a single chamber, it applies to the full seated membership of that chamber. The Speaker of each chamber must publish the final text of every enacted law to the NRS within the period defined by statute. All prior versions, committee reports, Monitor findings, and veto records are indexed alongside the enacted text. Where the constitution requires the Legislature to enact specific legislation and the Legislature fails to do so, the LM publishes a non-compliance finding; the mandate becomes justiciable in the SC; and, for mandates whose non-fulfilment directly impairs the exercise of a right guaranteed in Article I, affected parties may bring direct constitutional claims.</w:t>
+      </w:r>
+    </w:p>
+    <w:p>
+      <w:pPr>
+        <w:spacing w:before="200" w:after="60"/>
+        <w:ind w:left="431"/>
+      </w:pPr>
+      <w:r>
+        <w:rPr>
+          <w:rFonts w:ascii="Courier New" w:eastAsia="Courier New" w:hAnsi="Courier New" w:cs="Courier New"/>
+          <w:b/>
+          <w:bCs/>
+          <w:color w:val="2A2A2A"/>
+          <w:sz w:val="18"/>
+          <w:szCs w:val="18"/>
+        </w:rPr>
+        <w:lastRenderedPageBreak/>
         <w:t xml:space="preserve">§3.8  </w:t>
       </w:r>
       <w:r>
@@ -2402,30 +2474,29 @@
           <w:sz w:val="22"/>
           <w:szCs w:val="22"/>
         </w:rPr>
-        <w:t xml:space="preserve">Legislative Oversight</w:t>
-      </w:r>
-    </w:p>
-    <w:p>
-      <w:pPr>
-        <w:spacing w:after="120"/>
-        <w:ind w:left="431"/>
-        <w:jc w:val="both"/>
-        <w:rPr>
-          <w:rFonts w:ascii="Garamond" w:eastAsia="Garamond" w:hAnsi="Garamond" w:cs="Garamond"/>
-          <w:color w:val="2A2A2A"/>
-          <w:sz w:val="22"/>
-          <w:szCs w:val="22"/>
-        </w:rPr>
-      </w:pPr>
-      <w:r>
-        <w:rPr>
-          <w:rFonts w:ascii="Garamond" w:eastAsia="Garamond" w:hAnsi="Garamond" w:cs="Garamond"/>
-          <w:color w:val="2A2A2A"/>
-          <w:sz w:val="22"/>
-          <w:szCs w:val="22"/>
-        </w:rPr>
-        <w:lastRenderedPageBreak/>
-        <w:t xml:space="preserve">All three Monitors have full access to legislative records, committee deliberations, voting records, and draft legislation; the Legislature may not withhold records from the Monitors. The LM publishes a constitutional compliance analysis of any enacted law during the legislative review period; members may request LM analysis of any bill at any stage; the LM does not initiate pre-enactment review on its own motion. Standing committees are mandated for constitutionally assigned functions and may not be abolished while they hold a constitutional mandate. Legislative privilege protects members from civil proceedings arising from acts performed in their legislative capacity consistent with §1.22; it does not extend to criminal conduct or acts the LM has assessed as constitutional breaches.</w:t>
+        <w:t>Legislative Oversight</w:t>
+      </w:r>
+    </w:p>
+    <w:p>
+      <w:pPr>
+        <w:spacing w:after="120"/>
+        <w:ind w:left="431"/>
+        <w:jc w:val="both"/>
+        <w:rPr>
+          <w:rFonts w:ascii="Garamond" w:eastAsia="Garamond" w:hAnsi="Garamond" w:cs="Garamond"/>
+          <w:color w:val="2A2A2A"/>
+          <w:sz w:val="22"/>
+          <w:szCs w:val="22"/>
+        </w:rPr>
+      </w:pPr>
+      <w:r>
+        <w:rPr>
+          <w:rFonts w:ascii="Garamond" w:eastAsia="Garamond" w:hAnsi="Garamond" w:cs="Garamond"/>
+          <w:color w:val="2A2A2A"/>
+          <w:sz w:val="22"/>
+          <w:szCs w:val="22"/>
+        </w:rPr>
+        <w:t>All three Monitors have full access to legislative records, committee deliberations, voting records, and draft legislation; the Legislature may not withhold records from the Monitors. The LM publishes a constitutional compliance analysis of any enacted law during the legislative review period; members may request LM analysis of any bill at any stage; the LM does not initiate pre-enactment review on its own motion. Standing committees are mandated for constitutionally assigned functions and may not be abolished while they hold a constitutional mandate. Legislative privilege protects members from civil proceedings arising from acts performed in their legislative capacity consistent with §1.22; it does not extend to criminal conduct or acts the LM has assessed as constitutional breaches.</w:t>
       </w:r>
     </w:p>
     <w:p>
@@ -2454,7 +2525,7 @@
           <w:sz w:val="22"/>
           <w:szCs w:val="22"/>
         </w:rPr>
-        <w:t xml:space="preserve">Independent Statutory Agencies</w:t>
+        <w:t>Independent Statutory Agencies</w:t>
       </w:r>
     </w:p>
     <w:p>
@@ -2514,7 +2585,7 @@
           <w:sz w:val="22"/>
           <w:szCs w:val="22"/>
         </w:rPr>
-        <w:t xml:space="preserve">The Assembly may impeach officers serving in the Legat Consular domain and inferior court judges. The Legat Consul is removed exclusively under §2.13; the Civic Consul under §2.6; SC justices under §4.3.b; legislative members by their own chamber. A 1/3 Assembly minority may open an inquiry; full impeachment requires absolute majority of full seated membership. Articles of Impeachment are published permanently to the NRS and transmitted immediately to the Senate. The subject official continues in office pending the Senate trial, relieved of executive functions from the date of Assembly passage; the applicable succession and acting mechanisms under this constitution govern the exercise of any suspended functions. The Senate trial is public and recorded on the NRS. Conviction and removal requires 2/3 of full seated Senate membership; the Senate may additionally bar the convicted from future federal office by simple majority. Acquittal is final on the same conduct. Criminal liability remains separately pursuable.</w:t>
+        <w:t>The Assembly may impeach officers serving in the Legat Consular domain and inferior court judges. The Legat Consul is removed exclusively under §2.13; the Civic Consul under §2.6; SC justices under §4.3.b; legislative members by their own chamber. A 1/3 Assembly minority may open an inquiry; full impeachment requires absolute majority of full seated membership. Articles of Impeachment are published permanently to the NRS and transmitted immediately to the Senate. The subject official continues in office pending the Senate trial, relieved of executive functions from the date of Assembly passage; the applicable succession and acting mechanisms under this constitution govern the exercise of any suspended functions. The Senate trial is public and recorded on the NRS. Conviction and removal requires 2/3 of full seated Senate membership; the Senate may additionally bar the convicted from future federal office by simple majority. Acquittal is final on the same conduct. Criminal liability remains separately pursuable.</w:t>
       </w:r>
     </w:p>
     <w:p>
@@ -2542,7 +2613,7 @@
           <w:sz w:val="22"/>
           <w:szCs w:val="22"/>
         </w:rPr>
-        <w:t xml:space="preserve">Inviolability of Electoral Mandates</w:t>
+        <w:t>Inviolability of Electoral Mandates</w:t>
       </w:r>
     </w:p>
     <w:p>
@@ -2586,7 +2657,7 @@
           <w:sz w:val="22"/>
           <w:szCs w:val="22"/>
         </w:rPr>
-        <w:t xml:space="preserve">Disqualifying Offense</w:t>
+        <w:t>Disqualifying Offense</w:t>
       </w:r>
     </w:p>
     <w:p>
@@ -2603,6 +2674,14 @@
           <w:szCs w:val="22"/>
         </w:rPr>
         <w:t xml:space="preserve">A disqualifying offense, wherever that term appears in this Constitution, means a conviction for a federal felony under the laws of the Republic. No state-level or foreign conviction constitutes a disqualifying offense for constitutional purposes. A pardon granted under §2.12 does not restore constitutional eligibility unless the pardoning instrument expressly states that eligibility is restored and the EM publishes to the NRS that the pardoning instrument expressly states eligibility is restored. Where a conviction is </w:t>
+      </w:r>
+      <w:r>
+        <w:rPr>
+          <w:rFonts w:ascii="Garamond" w:eastAsia="Garamond" w:hAnsi="Garamond" w:cs="Garamond"/>
+          <w:color w:val="2A2A2A"/>
+          <w:sz w:val="22"/>
+          <w:szCs w:val="22"/>
+        </w:rPr>
         <w:lastRenderedPageBreak/>
         <w:t>under appeal at the time a relevant constitutional determination is made, the conviction stands for constitutional purposes unless and until it is reversed by a court of competent jurisdiction.</w:t>
       </w:r>
@@ -2632,7 +2711,7 @@
           <w:sz w:val="22"/>
           <w:szCs w:val="22"/>
         </w:rPr>
-        <w:t xml:space="preserve">Continuity of Constitutionally Mandated Offices</w:t>
+        <w:t>Continuity of Constitutionally Mandated Offices</w:t>
       </w:r>
     </w:p>
     <w:p>
@@ -2676,7 +2755,7 @@
           <w:sz w:val="22"/>
           <w:szCs w:val="22"/>
         </w:rPr>
-        <w:t xml:space="preserve">Federal Legislative Competence</w:t>
+        <w:t>Federal Legislative Competence</w:t>
       </w:r>
     </w:p>
     <w:p>
@@ -2720,7 +2799,7 @@
           <w:sz w:val="22"/>
           <w:szCs w:val="22"/>
         </w:rPr>
-        <w:t xml:space="preserve">Delegation of Authority</w:t>
+        <w:t>Delegation of Authority</w:t>
       </w:r>
     </w:p>
     <w:p>
@@ -2783,7 +2862,7 @@
           <w:sz w:val="22"/>
           <w:szCs w:val="22"/>
         </w:rPr>
-        <w:t xml:space="preserve">Court Structure</w:t>
+        <w:t>Court Structure</w:t>
       </w:r>
     </w:p>
     <w:p>
@@ -2827,23 +2906,23 @@
           <w:sz w:val="22"/>
           <w:szCs w:val="22"/>
         </w:rPr>
-        <w:t xml:space="preserve">Judicial Appointments and Independence</w:t>
-      </w:r>
-    </w:p>
-    <w:p>
-      <w:pPr>
-        <w:spacing w:after="120"/>
-        <w:ind w:left="431"/>
-        <w:jc w:val="both"/>
-      </w:pPr>
-      <w:r>
-        <w:rPr>
-          <w:rFonts w:ascii="Garamond" w:eastAsia="Garamond" w:hAnsi="Garamond" w:cs="Garamond"/>
-          <w:color w:val="2A2A2A"/>
-          <w:sz w:val="22"/>
-          <w:szCs w:val="22"/>
-        </w:rPr>
-        <w:t xml:space="preserve">Any citizen meeting the eligibility criteria established in §9.4.b may apply to the Elections Panel to enter the Judicial Pool; the JM’s ongoing audit encompasses the Judicial Pool. Exceptions to pool eligibility — including persons currently holding government positions, those with disqualifying financial interests, and those removed from a court within a recent period — are defined by statute. The Civic Consul nominates inferior court judges from the Judicial Pool maintained by the Elections Panel under §9.12. The Civic Consul must nominate within the period defined by statute following a vacancy, not to exceed 90 days where no statutory period has been defined. The Senate confirms by a 2/3 supermajority. Inferior court judges serve a single non-renewable term of 12 years and may be removed only for cause. Cause for judicial removal must relate to conduct, competence, or a disqualifying offense under §3.12; policy disagreement with judicial decisions does not constitute cause, consistent with the principle established in §3.9. The Legislature may establish a mandatory retirement age by statute, not below 70. Judicial removal occurs through three tracks: legislative removal by 2/3 of both chambers on grounds of constitutional breach or demonstrated incapacity; under §9.1, either chamber may request an EM assessment to inform the proceeding; judicial discipline through a process established by statute under SC oversight; or criminal conviction for a disqualifying offense. No public official may direct, threaten, or seek to influence a judge's decision in any pending matter. Judicial compensation may not be reduced during a judge's term.</w:t>
+        <w:t>Judicial Appointments and Independence</w:t>
+      </w:r>
+    </w:p>
+    <w:p>
+      <w:pPr>
+        <w:spacing w:after="120"/>
+        <w:ind w:left="431"/>
+        <w:jc w:val="both"/>
+      </w:pPr>
+      <w:r>
+        <w:rPr>
+          <w:rFonts w:ascii="Garamond" w:eastAsia="Garamond" w:hAnsi="Garamond" w:cs="Garamond"/>
+          <w:color w:val="2A2A2A"/>
+          <w:sz w:val="22"/>
+          <w:szCs w:val="22"/>
+        </w:rPr>
+        <w:t>Any citizen meeting the eligibility criteria established in §9.4.b may apply to the Elections Panel to enter the Judicial Pool; the JM’s ongoing audit encompasses the Judicial Pool. Exceptions to pool eligibility — including persons currently holding government positions, those with disqualifying financial interests, and those removed from a court within a recent period — are defined by statute. The Civic Consul nominates inferior court judges from the Judicial Pool maintained by the Elections Panel under §9.12. The Civic Consul must nominate within the period defined by statute following a vacancy, not to exceed 90 days where no statutory period has been defined. The Senate confirms by a 2/3 supermajority. Inferior court judges serve a single non-renewable term of 12 years and may be removed only for cause. Cause for judicial removal must relate to conduct, competence, or a disqualifying offense under §3.12; policy disagreement with judicial decisions does not constitute cause, consistent with the principle established in §3.9. The Legislature may establish a mandatory retirement age by statute, not below 70. Judicial removal occurs through three tracks: legislative removal by 2/3 of both chambers on grounds of constitutional breach or demonstrated incapacity; under §9.1, either chamber may request an EM assessment to inform the proceeding; judicial discipline through a process established by statute under SC oversight; or criminal conviction for a disqualifying offense. No public official may direct, threaten, or seek to influence a judge's decision in any pending matter. Judicial compensation may not be reduced during a judge's term.</w:t>
       </w:r>
     </w:p>
     <w:p>
@@ -2871,7 +2950,7 @@
           <w:sz w:val="22"/>
           <w:szCs w:val="22"/>
         </w:rPr>
-        <w:t xml:space="preserve">The Supreme Court</w:t>
+        <w:t>The Supreme Court</w:t>
       </w:r>
     </w:p>
     <w:p>
@@ -2932,6 +3011,14 @@
           <w:szCs w:val="22"/>
         </w:rPr>
         <w:t xml:space="preserve">A Supreme Court justice may be removed only for cause. Three grounds constitute sufficient cause: constitutional breach in the exercise of judicial authority, as assessed by the EM under §9.1 or as determined by the removing chambers; certified permanent incapacity jointly certified by the EM and LM; or conviction for a disqualifying offense. Removal requires a 2/3 vote of both chambers in a concurrent vote following publication of the relevant ground. No removal vote may be held within 180 days of a major national election without prior SC review under §4.5; the SC must rule within 48 hours of petition. Judicial disagreement — however profound — does not constitute grounds for removal; the independence </w:t>
+      </w:r>
+      <w:r>
+        <w:rPr>
+          <w:rFonts w:ascii="Garamond" w:eastAsia="Garamond" w:hAnsi="Garamond" w:cs="Garamond"/>
+          <w:color w:val="2A2A2A"/>
+          <w:sz w:val="22"/>
+          <w:szCs w:val="22"/>
+        </w:rPr>
         <w:lastRenderedPageBreak/>
         <w:t>of SC judicial judgment is absolute and may not itself be invoked as grounds for removal. Upon removal, the most senior Appellate Court judge auto-designates as Temporary Associate Justice under §4.4 until the vacancy is filled.</w:t>
       </w:r>
@@ -2961,7 +3048,7 @@
           <w:sz w:val="22"/>
           <w:szCs w:val="22"/>
         </w:rPr>
-        <w:t xml:space="preserve">Supreme Court Selection</w:t>
+        <w:t>Supreme Court Selection</w:t>
       </w:r>
     </w:p>
     <w:p>
@@ -3049,7 +3136,7 @@
           <w:sz w:val="22"/>
           <w:szCs w:val="22"/>
         </w:rPr>
-        <w:t xml:space="preserve">Judicial Review and Scope</w:t>
+        <w:t>Judicial Review and Scope</w:t>
       </w:r>
     </w:p>
     <w:p>
@@ -3066,6 +3153,14 @@
           <w:szCs w:val="22"/>
         </w:rPr>
         <w:t xml:space="preserve">Courts have authority to declare legislative acts, executive orders, and administrative decisions unconstitutional and void. No political actor may override a constitutional ruling. The SC identifies the constitutional defect; the Legislature may respond by enacting legislation that addresses it. Courts decide constitutional questions, not policy questions — Where a statute is ambiguous, courts apply the interpretation most consistent with this constitution. Courts may not rewrite clear statutory language. Monitor findings published to the NRS are admissible and must be given due consideration; where a court's conclusions differ from a prior finding, the court must address the inconsistency in its written decision. Any person with a concrete, articulable legal injury has the right to seek relief from a court of competent jurisdiction; the Legislature may not structure the judicial system in a manner that leaves any category of legal injury without a forum for relief. The SC has original jurisdiction over: constitutional </w:t>
+      </w:r>
+      <w:r>
+        <w:rPr>
+          <w:rFonts w:ascii="Garamond" w:eastAsia="Garamond" w:hAnsi="Garamond" w:cs="Garamond"/>
+          <w:color w:val="2A2A2A"/>
+          <w:sz w:val="22"/>
+          <w:szCs w:val="22"/>
+        </w:rPr>
         <w:lastRenderedPageBreak/>
         <w:t>disputes between States, between a State and the federal government, and constitutional challenges to federal statutes; disputes between the Legat Consul and Civic Consul concerning their respective constitutional domains under §2.1; constitutional challenges involving constitutionally independent institutions where their independence protections make inferior court review structurally inappropriate; emergency rights claims brought directly under §16.5; and disputes over the consistency of ratified amendments with entrenched provisions under §17.3. A four-justice emergency panel drawn by rotation holds jurisdiction over constitutional challenges to immediate defensive military authority under §2.2 during active operations and must rule within the period defined by statute, not to exceed 48 hours. Where the Court has fewer than four seated justices, the emergency panel consists of all seated justices; quorum for emergency panel review is three. Where conflict between constitutional actors creates a risk of suspension of lawful governance or constitutionally mandated essential services, the constitutional default is continuity at existing scope pending formal resolution. No constitutional actor may use a refusal to certify, approve, or coordinate to achieve the functional suspension of a constitutional obligation. The SC holds expedited jurisdiction over any dispute in which continuity of lawful governance is at immediate risk. Where this Constitution establishes a deadline for an SC ruling, a majority of seated justices may file an extension request within that period specifying the reason and additional time required, published to the NRS; the maximum extension is defined by statute, not to exceed 30 days per extension. The SC may issue interim protective orders of limited scope in matters within its original jurisdiction where delay would cause irreparable harm pending its full ruling, published to the NRS. The SC’s failure to rule within any constitutionally required period produces no substantive constitutional outcome by operation of that failure; the petitioning party may reinitiate under any procedure applicable to the underlying matter.</w:t>
       </w:r>
@@ -3095,7 +3190,7 @@
           <w:sz w:val="22"/>
           <w:szCs w:val="22"/>
         </w:rPr>
-        <w:t xml:space="preserve">Judgment Recognition</w:t>
+        <w:t>Judgment Recognition</w:t>
       </w:r>
     </w:p>
     <w:p>
@@ -3202,7 +3297,7 @@
           <w:sz w:val="22"/>
           <w:szCs w:val="22"/>
         </w:rPr>
-        <w:t xml:space="preserve">Legal Resident Rights</w:t>
+        <w:t>Legal Resident Rights</w:t>
       </w:r>
     </w:p>
     <w:p>
@@ -3246,7 +3341,7 @@
           <w:sz w:val="22"/>
           <w:szCs w:val="22"/>
         </w:rPr>
-        <w:t xml:space="preserve">Custodial Care of Citizen Children</w:t>
+        <w:t>Custodial Care of Citizen Children</w:t>
       </w:r>
     </w:p>
     <w:p>
@@ -3309,7 +3404,7 @@
           <w:sz w:val="22"/>
           <w:szCs w:val="22"/>
         </w:rPr>
-        <w:t xml:space="preserve">The Two-Stage Immigration System</w:t>
+        <w:t>The Two-Stage Immigration System</w:t>
       </w:r>
     </w:p>
     <w:p>
@@ -3369,7 +3464,7 @@
           <w:sz w:val="22"/>
           <w:szCs w:val="22"/>
         </w:rPr>
-        <w:t xml:space="preserve">Only the federal government may remove individuals from the Republic. Removal occurs only for violations of laws the Legislature has defined — executive detention without statutory basis is unlawful detention subject to habeas corpus. Federal certification denials are judicially challengeable on three grounds: criterion not established under the federal certification mandate; discriminatory grounds contrary to §1.6; or procedural violation affecting the outcome. State sponsorship denials are not reviewable on the merits of the sponsorship decision but are challengeable as constitutional violations where made on §1.6 discriminatory grounds — a court finding discrimination may order reconsideration free of discriminatory criteria but may not compel sponsorship. Court decisions on State sponsorship challenges brought on §1.6 grounds are published to the NRS; personally identifying information of applicants who are not public figures as defined by statute is protected consistent with §1.7. Where federal certification is denied on national security grounds, a reviewing court may examine the classified assessment in camera to determine whether it constitutes a credible, specific, and documented security concern; where the court finds the assessment insufficient, the denial is vacated and federal certification must be reconsidered on the remaining criteria. All removal proceedings and challenge proceedings under this section carry the right to legal representation; where an applicant cannot afford representation, counsel is appointed at public expense.</w:t>
+        <w:t>Only the federal government may remove individuals from the Republic. Removal occurs only for violations of laws the Legislature has defined — executive detention without statutory basis is unlawful detention subject to habeas corpus. Federal certification denials are judicially challengeable on three grounds: criterion not established under the federal certification mandate; discriminatory grounds contrary to §1.6; or procedural violation affecting the outcome. State sponsorship denials are not reviewable on the merits of the sponsorship decision but are challengeable as constitutional violations where made on §1.6 discriminatory grounds — a court finding discrimination may order reconsideration free of discriminatory criteria but may not compel sponsorship. Court decisions on State sponsorship challenges brought on §1.6 grounds are published to the NRS; personally identifying information of applicants who are not public figures as defined by statute is protected consistent with §1.7. Where federal certification is denied on national security grounds, a reviewing court may examine the classified assessment in camera to determine whether it constitutes a credible, specific, and documented security concern; where the court finds the assessment insufficient, the denial is vacated and federal certification must be reconsidered on the remaining criteria. All removal proceedings and challenge proceedings under this section carry the right to legal representation; where an applicant cannot afford representation, counsel is appointed at public expense.</w:t>
       </w:r>
     </w:p>
     <w:p>
@@ -3397,7 +3492,7 @@
           <w:sz w:val="22"/>
           <w:szCs w:val="22"/>
         </w:rPr>
-        <w:t xml:space="preserve">Asylum and Protection</w:t>
+        <w:t>Asylum and Protection</w:t>
       </w:r>
     </w:p>
     <w:p>
@@ -3414,6 +3509,14 @@
           <w:szCs w:val="22"/>
         </w:rPr>
         <w:t xml:space="preserve">Asylum proceedings operate on a separate constitutional track from the dual-gate system. Any person who files an asylum claim under §1.21 is an Inhabitant from the date of filing — entitled to Article I protections and social state access. Claims must be determined before any removal order takes effect. A claim filed solely to delay a final removal order may be expedited under procedures the Legislature defines, consistent with the right to a fair hearing. Where the Asylum Court grants protection, the person receives federal residency credentials by operation of that grant; State sponsorship and federal certification are not required conditions. The manner of entry does not affect the right to claim asylum or have that claim determined. No penalty arising solely from irregular entry may be imposed on a person whose claim is pending or has been granted. Asylum proceedings must provide: a qualified adjudicator, interpreter access, the right to present evidence and witnesses, the right to legal representation with appointed counsel at public expense where the applicant cannot afford representation, a written decision with grounds, and a right of appeal — regardless of point of entry. The asylum proceedings statute must ensure accessibility to persons in Territories and geographically remote areas. The Asylum Court is a federal judicial institution constitutionally independent of both executive branches. Its judges are appointed under §4.2 and hold full tenure protections. The Legislature may not establish any asylum determination body as a subdivision or instrumentality of either executive branch. An unaccompanied minor arriving in the Republic is an </w:t>
+      </w:r>
+      <w:r>
+        <w:rPr>
+          <w:rFonts w:ascii="Garamond" w:eastAsia="Garamond" w:hAnsi="Garamond" w:cs="Garamond"/>
+          <w:color w:val="2A2A2A"/>
+          <w:sz w:val="22"/>
+          <w:szCs w:val="22"/>
+        </w:rPr>
         <w:lastRenderedPageBreak/>
         <w:t>Inhabitant from the moment of contact and holds full §1.21 protection. A federal legal guardian must be appointed by the federal court with jurisdiction over the point of contact within 72 hours. No unaccompanied minor may be detained in a facility not specifically designated and resourced for children.</w:t>
       </w:r>
@@ -3506,7 +3609,7 @@
           <w:sz w:val="22"/>
           <w:szCs w:val="22"/>
         </w:rPr>
-        <w:t xml:space="preserve">The Right to Vote</w:t>
+        <w:t>The Right to Vote</w:t>
       </w:r>
     </w:p>
     <w:p>
@@ -3550,23 +3653,23 @@
           <w:sz w:val="22"/>
           <w:szCs w:val="22"/>
         </w:rPr>
-        <w:t xml:space="preserve">Consular Election System</w:t>
-      </w:r>
-    </w:p>
-    <w:p>
-      <w:pPr>
-        <w:spacing w:after="120"/>
-        <w:ind w:left="431"/>
-        <w:jc w:val="both"/>
-      </w:pPr>
-      <w:r>
-        <w:rPr>
-          <w:rFonts w:ascii="Garamond" w:eastAsia="Garamond" w:hAnsi="Garamond" w:cs="Garamond"/>
-          <w:color w:val="2A2A2A"/>
-          <w:sz w:val="22"/>
-          <w:szCs w:val="22"/>
-        </w:rPr>
-        <w:t xml:space="preserve">The Legat Consul is elected through two concurrent requirements: a national RCV majority and a State plurality qualification. A candidate wins outright by satisfying both. Where a candidate's national RCV majority reaches or exceeds 60% of votes cast, the State plurality requirement is waived. Where no candidate wins outright, a runoff is conducted between the two candidates with the highest national first-preference totals, determined by national RCV only with no State plurality requirement; where two candidates are tied for the second position, the Elections Panel determines which advances by lot. Where the runoff itself produces a tied result, the Elections Panel determines the winner by lot in a public session; the result is published to the NRS and is final. The Elections Panel administers and certifies all consular elections. Territory citizens vote in consular elections and their votes count in the national RCV total; Territories are not included in the State plurality calculation. A candidate satisfies the State plurality requirement by receiving more first-preference votes than any other candidate in a majority of the Republic's States. The Elections Panel certifies State-by-State first-preference results as part of overall election certification. Certification is final and may be challenged only before the SC within 14 days of certification by either candidate, any State or Territory government on the ground that the certification does not accurately reflect votes cast within its jurisdiction, or the Elections Panel itself where it identifies a material error in its own certification.</w:t>
+        <w:t>Consular Election System</w:t>
+      </w:r>
+    </w:p>
+    <w:p>
+      <w:pPr>
+        <w:spacing w:after="120"/>
+        <w:ind w:left="431"/>
+        <w:jc w:val="both"/>
+      </w:pPr>
+      <w:r>
+        <w:rPr>
+          <w:rFonts w:ascii="Garamond" w:eastAsia="Garamond" w:hAnsi="Garamond" w:cs="Garamond"/>
+          <w:color w:val="2A2A2A"/>
+          <w:sz w:val="22"/>
+          <w:szCs w:val="22"/>
+        </w:rPr>
+        <w:t>The Legat Consul is elected through two concurrent requirements: a national RCV majority and a State plurality qualification. A candidate wins outright by satisfying both. Where a candidate's national RCV majority reaches or exceeds 60% of votes cast, the State plurality requirement is waived. Where no candidate wins outright, a runoff is conducted between the two candidates with the highest national first-preference totals, determined by national RCV only with no State plurality requirement; where two candidates are tied for the second position, the Elections Panel determines which advances by lot. Where the runoff itself produces a tied result, the Elections Panel determines the winner by lot in a public session; the result is published to the NRS and is final. The Elections Panel administers and certifies all consular elections. Territory citizens vote in consular elections and their votes count in the national RCV total; Territories are not included in the State plurality calculation. A candidate satisfies the State plurality requirement by receiving more first-preference votes than any other candidate in a majority of the Republic's States. The Elections Panel certifies State-by-State first-preference results as part of overall election certification. Certification is final and may be challenged only before the SC within 14 days of certification by either candidate, any State or Territory government on the ground that the certification does not accurately reflect votes cast within its jurisdiction, or the Elections Panel itself where it identifies a material error in its own certification.</w:t>
       </w:r>
     </w:p>
     <w:p>
@@ -3594,7 +3697,7 @@
           <w:sz w:val="22"/>
           <w:szCs w:val="22"/>
         </w:rPr>
-        <w:t xml:space="preserve">Federal Elections</w:t>
+        <w:t>Federal Elections</w:t>
       </w:r>
     </w:p>
     <w:p>
@@ -3655,6 +3758,14 @@
           <w:szCs w:val="22"/>
         </w:rPr>
         <w:t xml:space="preserve">Special elections for vacancies are administered by the Elections Panel under procedures established by statute. Where the Elections Panel certifies that elections cannot be held across a substantial portion of the Republic due to a natural disaster or catastrophic infrastructure failure, the Legislature may by 2/3 of both chambers in a concurrent vote postpone the affected election for a period not to exceed 90 days, </w:t>
+      </w:r>
+      <w:r>
+        <w:rPr>
+          <w:rFonts w:ascii="Garamond" w:eastAsia="Garamond" w:hAnsi="Garamond" w:cs="Garamond"/>
+          <w:color w:val="2A2A2A"/>
+          <w:sz w:val="22"/>
+          <w:szCs w:val="22"/>
+        </w:rPr>
         <w:lastRenderedPageBreak/>
         <w:t>publishing the determination to the NRS; the mandates of sitting members extend automatically for that period only. The Elections Panel publishes a finding when conditions have normalized sufficiently for elections to proceed; elections must be held within 30 days of that publication. Either chamber may petition the SC seeking expedited judicial review of the Elections Panel’s finding; the applicable court and expedited process are defined by statute. No further postponement may be granted without a new Elections Panel finding of impossibility and a new 2/3 legislative determination.</w:t>
       </w:r>
@@ -3703,7 +3814,7 @@
           <w:sz w:val="22"/>
           <w:szCs w:val="22"/>
         </w:rPr>
-        <w:t xml:space="preserve">Electoral Finance</w:t>
+        <w:t>Electoral Finance</w:t>
       </w:r>
     </w:p>
     <w:p>
@@ -3747,23 +3858,23 @@
           <w:sz w:val="22"/>
           <w:szCs w:val="22"/>
         </w:rPr>
-        <w:t xml:space="preserve">Campaign Conduct</w:t>
-      </w:r>
-    </w:p>
-    <w:p>
-      <w:pPr>
-        <w:spacing w:after="120"/>
-        <w:ind w:left="431"/>
-        <w:jc w:val="both"/>
-      </w:pPr>
-      <w:r>
-        <w:rPr>
-          <w:rFonts w:ascii="Garamond" w:eastAsia="Garamond" w:hAnsi="Garamond" w:cs="Garamond"/>
-          <w:color w:val="2A2A2A"/>
-          <w:sz w:val="22"/>
-          <w:szCs w:val="22"/>
-        </w:rPr>
-        <w:t xml:space="preserve">Candidates for constitutional office campaign in compliance with published Elections Panel conduct standards, which include: prohibition on impersonating other candidates; prohibition on vote suppression activities; and prohibition on interference with the electoral administration process. Campaign communications must clearly identify their sponsor. This constitution does not bar private civil litigation arising from campaign communications. Any attempt by a foreign government, foreign national, or foreign-controlled entity to influence a Republic election is a constitutional violation; candidates who knowingly accept foreign assistance are disqualified from that election cycle. Constitutional officeholders standing for election in a different race must observe strict separation between official functions and campaign activity; official resources may not be used for campaign purposes.</w:t>
+        <w:t>Campaign Conduct</w:t>
+      </w:r>
+    </w:p>
+    <w:p>
+      <w:pPr>
+        <w:spacing w:after="120"/>
+        <w:ind w:left="431"/>
+        <w:jc w:val="both"/>
+      </w:pPr>
+      <w:r>
+        <w:rPr>
+          <w:rFonts w:ascii="Garamond" w:eastAsia="Garamond" w:hAnsi="Garamond" w:cs="Garamond"/>
+          <w:color w:val="2A2A2A"/>
+          <w:sz w:val="22"/>
+          <w:szCs w:val="22"/>
+        </w:rPr>
+        <w:t>Candidates for constitutional office campaign in compliance with published Elections Panel conduct standards, which include: prohibition on impersonating other candidates; prohibition on vote suppression activities; and prohibition on interference with the electoral administration process. Campaign communications must clearly identify their sponsor. This constitution does not bar private civil litigation arising from campaign communications. Any attempt by a foreign government, foreign national, or foreign-controlled entity to influence a Republic election is a constitutional violation; candidates who knowingly accept foreign assistance are disqualified from that election cycle. Constitutional officeholders standing for election in a different race must observe strict separation between official functions and campaign activity; official resources may not be used for campaign purposes.</w:t>
       </w:r>
     </w:p>
     <w:p>
@@ -3791,7 +3902,7 @@
           <w:sz w:val="22"/>
           <w:szCs w:val="22"/>
         </w:rPr>
-        <w:t xml:space="preserve">Public Spectrum Access for Campaigns</w:t>
+        <w:t>Public Spectrum Access for Campaigns</w:t>
       </w:r>
     </w:p>
     <w:p>
@@ -3841,7 +3952,7 @@
           <w:sz w:val="22"/>
           <w:szCs w:val="22"/>
         </w:rPr>
-        <w:t xml:space="preserve">Public Campaign Financing</w:t>
+        <w:t>Public Campaign Financing</w:t>
       </w:r>
     </w:p>
     <w:p>
@@ -3904,7 +4015,7 @@
           <w:sz w:val="22"/>
           <w:szCs w:val="22"/>
         </w:rPr>
-        <w:t xml:space="preserve">Three Monitors</w:t>
+        <w:t>Three Monitors</w:t>
       </w:r>
     </w:p>
     <w:p>
@@ -4036,7 +4147,7 @@
           <w:sz w:val="22"/>
           <w:szCs w:val="22"/>
         </w:rPr>
-        <w:t xml:space="preserve">The Judicial Monitor</w:t>
+        <w:t>The Judicial Monitor</w:t>
       </w:r>
     </w:p>
     <w:p>
@@ -4097,8 +4208,16 @@
           <w:szCs w:val="22"/>
         </w:rPr>
         <w:t xml:space="preserve">A Monitor General’s constitutional authority terminates automatically at the moment their term expires — no further act or proceeding is required. Any official act taken after term expiry is constitutionally void. Where an unexpected vacancy arises mid-term — through death, resignation, removal, or certified incapacity — the most senior eligible member of the affected Monitor’s candidate pool by continuous pool tenure who accepts designation serves as Acting Monitor General until a successor is confirmed under §9.3; where two or more pool members have equal continuous pool tenure, the tiebreaker is defined by statute. The Acting Monitor General holds full constitutional authority of the office. The Acting Monitor General is not eligible for permanent appointment to the position in which they serve; upon </w:t>
+      </w:r>
+      <w:r>
+        <w:rPr>
+          <w:rFonts w:ascii="Garamond" w:eastAsia="Garamond" w:hAnsi="Garamond" w:cs="Garamond"/>
+          <w:color w:val="2A2A2A"/>
+          <w:sz w:val="22"/>
+          <w:szCs w:val="22"/>
+        </w:rPr>
         <w:lastRenderedPageBreak/>
-        <w:t xml:space="preserve">conclusion of acting service they return to the candidate pool. The JMC confirms the designation and both executives are notified immediately; notice does not condition the designation’s effectiveness. Pool membership satisfies the eligibility requirement of §3.13. Where a Monitor General is certified incapacitated by the other two Monitors jointly, the incapacitated Monitor General’s authority is suspended from the moment of joint certification and the acting mechanism under this provision activates immediately.</w:t>
+        <w:t>conclusion of acting service they return to the candidate pool. The JMC confirms the designation and both executives are notified immediately; notice does not condition the designation’s effectiveness. Pool membership satisfies the eligibility requirement of §3.13. Where a Monitor General is certified incapacitated by the other two Monitors jointly, the incapacitated Monitor General’s authority is suspended from the moment of joint certification and the acting mechanism under this provision activates immediately.</w:t>
       </w:r>
     </w:p>
     <w:p>
@@ -4126,7 +4245,7 @@
           <w:sz w:val="22"/>
           <w:szCs w:val="22"/>
         </w:rPr>
-        <w:t xml:space="preserve">Selection and Independence</w:t>
+        <w:t>Selection and Independence</w:t>
       </w:r>
     </w:p>
     <w:p>
@@ -4170,23 +4289,23 @@
           <w:sz w:val="22"/>
           <w:szCs w:val="22"/>
         </w:rPr>
-        <w:t xml:space="preserve">Monitor General Selection</w:t>
-      </w:r>
-    </w:p>
-    <w:p>
-      <w:pPr>
-        <w:spacing w:after="120"/>
-        <w:ind w:left="431"/>
-        <w:jc w:val="both"/>
-      </w:pPr>
-      <w:r>
-        <w:rPr>
-          <w:rFonts w:ascii="Garamond" w:eastAsia="Garamond" w:hAnsi="Garamond" w:cs="Garamond"/>
-          <w:color w:val="2A2A2A"/>
-          <w:sz w:val="22"/>
-          <w:szCs w:val="22"/>
-        </w:rPr>
-        <w:t xml:space="preserve">All Monitor General confirmations follow the same process: the nominated or lottery-selected candidate is confirmed by national popular vote at the next federal electoral period by simple majority; timing is defined by statute to ensure seamless succession; if the confirmation vote fails, the §9.1.d acting mechanism activates and a new selection must begin within 60 days. The Elections Panel administers all confirmation votes. The LM Monitor General is nominated by the SC from the pool maintained by the Elections Panel and audited jointly by the EM and JM. The EM Monitor General is nominated jointly by the Assembly Speaker and Senate Speaker from the pool maintained by the Elections Panel and audited jointly by the LM and JM, with JM audit findings on the nominee’s disclosure record published to the NRS before the vote; where the Speakers fail to jointly nominate within 60 days of a vacancy, the Senate selects from the pool by 2/3 vote. The JM Monitor General is selected by public lottery under §9.12 from the JM Candidate Pool under §9.4.a. No two Monitor General terms may begin within 18 months of each other. The confirmed successor assumes full authority at the precise moment the incumbent’s term concludes.</w:t>
+        <w:t>Monitor General Selection</w:t>
+      </w:r>
+    </w:p>
+    <w:p>
+      <w:pPr>
+        <w:spacing w:after="120"/>
+        <w:ind w:left="431"/>
+        <w:jc w:val="both"/>
+      </w:pPr>
+      <w:r>
+        <w:rPr>
+          <w:rFonts w:ascii="Garamond" w:eastAsia="Garamond" w:hAnsi="Garamond" w:cs="Garamond"/>
+          <w:color w:val="2A2A2A"/>
+          <w:sz w:val="22"/>
+          <w:szCs w:val="22"/>
+        </w:rPr>
+        <w:t>All Monitor General confirmations follow the same process: the nominated or lottery-selected candidate is confirmed by national popular vote at the next federal electoral period by simple majority; timing is defined by statute to ensure seamless succession; if the confirmation vote fails, the §9.1.d acting mechanism activates and a new selection must begin within 60 days. The Elections Panel administers all confirmation votes. The LM Monitor General is nominated by the SC from the pool maintained by the Elections Panel and audited jointly by the EM and JM. The EM Monitor General is nominated jointly by the Assembly Speaker and Senate Speaker from the pool maintained by the Elections Panel and audited jointly by the LM and JM, with JM audit findings on the nominee’s disclosure record published to the NRS before the vote; where the Speakers fail to jointly nominate within 60 days of a vacancy, the Senate selects from the pool by 2/3 vote. The JM Monitor General is selected by public lottery under §9.12 from the JM Candidate Pool under §9.4.a. No two Monitor General terms may begin within 18 months of each other. The confirmed successor assumes full authority at the precise moment the incumbent’s term concludes.</w:t>
       </w:r>
     </w:p>
     <w:p>
@@ -4214,23 +4333,23 @@
           <w:sz w:val="22"/>
           <w:szCs w:val="22"/>
         </w:rPr>
-        <w:t xml:space="preserve">Judicial Monitor Audit and Lottery Administration Mandate</w:t>
-      </w:r>
-    </w:p>
-    <w:p>
-      <w:pPr>
-        <w:spacing w:after="120"/>
-        <w:ind w:left="431"/>
-        <w:jc w:val="both"/>
-      </w:pPr>
-      <w:r>
-        <w:rPr>
-          <w:rFonts w:ascii="Garamond" w:eastAsia="Garamond" w:hAnsi="Garamond" w:cs="Garamond"/>
-          <w:color w:val="2A2A2A"/>
-          <w:sz w:val="22"/>
-          <w:szCs w:val="22"/>
-        </w:rPr>
-        <w:t xml:space="preserve">The JM holds two constitutional mandates: as auditor, it monitors the court system, audits the Elections Panel’s administration of the Judicial Pool, and conducts compliance audits across compact obligations; as certification administrator, it certifies lottery draws and panel selections throughout the constitution. The audit mandate is information-only; the lottery administration mandate is ministerial — the JM administers the process and certifies the result, but cannot influence the outcome. Annual audit responsibilities include: court operations for scope compliance and independence; the Elections Panel for electoral integrity; SC independence; inferior court compliance with jurisdictional limits; and compliance under Article XIV, Article XIX, and Article XX compacts. Any candidate removed from a ballot by the Elections Panel may appeal to the Appellate Court within 14 days; the Court reviews only whether eligibility criteria were correctly applied and must rule within 21 days. The Elections Panel maintains the JM Candidate Pool. Eligibility is limited to former Republic judges — persons who have completed judicial service on a court of record at the trial court level or above, whether in a State court or the Republic's federal court structure — who have been out of active judicial office for at least one year. Former SC justices must have been out of SC service for at least five years. The JM holds no role in constituting or certifying its own candidate pool. The Elections Panel applies the eligibility criteria and enters qualifying applicants into the pool. The LM's ongoing audit encompasses verification of judicial service records; the EM's ongoing audit encompasses financial disclosure review; both publish findings to the NRS. The JMC conducts the lottery in a public session; the outgoing JM Monitor General does not participate. The pool is publicly accessible at all times.</w:t>
+        <w:t>Judicial Monitor Audit and Lottery Administration Mandate</w:t>
+      </w:r>
+    </w:p>
+    <w:p>
+      <w:pPr>
+        <w:spacing w:after="120"/>
+        <w:ind w:left="431"/>
+        <w:jc w:val="both"/>
+      </w:pPr>
+      <w:r>
+        <w:rPr>
+          <w:rFonts w:ascii="Garamond" w:eastAsia="Garamond" w:hAnsi="Garamond" w:cs="Garamond"/>
+          <w:color w:val="2A2A2A"/>
+          <w:sz w:val="22"/>
+          <w:szCs w:val="22"/>
+        </w:rPr>
+        <w:t>The JM holds two constitutional mandates: as auditor, it monitors the court system, audits the Elections Panel’s administration of the Judicial Pool, and conducts compliance audits across compact obligations; as certification administrator, it certifies lottery draws and panel selections throughout the constitution. The audit mandate is information-only; the lottery administration mandate is ministerial — the JM administers the process and certifies the result, but cannot influence the outcome. Annual audit responsibilities include: court operations for scope compliance and independence; the Elections Panel for electoral integrity; SC independence; inferior court compliance with jurisdictional limits; and compliance under Article XIV, Article XIX, and Article XX compacts. Any candidate removed from a ballot by the Elections Panel may appeal to the Appellate Court within 14 days; the Court reviews only whether eligibility criteria were correctly applied and must rule within 21 days. The Elections Panel maintains the JM Candidate Pool. Eligibility is limited to former Republic judges — persons who have completed judicial service on a court of record at the trial court level or above, whether in a State court or the Republic's federal court structure — who have been out of active judicial office for at least one year. Former SC justices must have been out of SC service for at least five years. The JM holds no role in constituting or certifying its own candidate pool. The Elections Panel applies the eligibility criteria and enters qualifying applicants into the pool. The LM's ongoing audit encompasses verification of judicial service records; the EM's ongoing audit encompasses financial disclosure review; both publish findings to the NRS. The JMC conducts the lottery in a public session; the outgoing JM Monitor General does not participate. The pool is publicly accessible at all times.</w:t>
       </w:r>
     </w:p>
     <w:p>
@@ -4303,7 +4422,7 @@
           <w:sz w:val="22"/>
           <w:szCs w:val="22"/>
         </w:rPr>
-        <w:t xml:space="preserve">Monitor Operations</w:t>
+        <w:t>Monitor Operations</w:t>
       </w:r>
     </w:p>
     <w:p>
@@ -4347,7 +4466,7 @@
           <w:sz w:val="22"/>
           <w:szCs w:val="22"/>
         </w:rPr>
-        <w:t xml:space="preserve">Monitor Minimum Funding Guarantee</w:t>
+        <w:t>Monitor Minimum Funding Guarantee</w:t>
       </w:r>
     </w:p>
     <w:p>
@@ -4391,23 +4510,23 @@
           <w:sz w:val="22"/>
           <w:szCs w:val="22"/>
         </w:rPr>
-        <w:t xml:space="preserve">Joint Monitor Council</w:t>
-      </w:r>
-    </w:p>
-    <w:p>
-      <w:pPr>
-        <w:spacing w:after="120"/>
-        <w:ind w:left="431"/>
-        <w:jc w:val="both"/>
-      </w:pPr>
-      <w:r>
-        <w:rPr>
-          <w:rFonts w:ascii="Garamond" w:eastAsia="Garamond" w:hAnsi="Garamond" w:cs="Garamond"/>
-          <w:color w:val="2A2A2A"/>
-          <w:sz w:val="22"/>
-          <w:szCs w:val="22"/>
-        </w:rPr>
-        <w:t xml:space="preserve">The three Monitor Generals jointly constitute the JMC as the standing coordination body for matters crossing Monitor jurisdictions. The JMC formally houses all jointly administered constitutional functions — including lottery draws and selection processes throughout the constitution. The chair of any joint session is the Monitor General whose domain covers the primary subject matter; where all domains are equally engaged, the chair rotates annually. Two of the three Monitor Generals constitute a quorum for all JMC functions; no mandatory joint function may be permanently blocked by a single Monitor General’s non-participation. Where a Monitor General does not participate in a joint function, their position — if stated — is published to the NRS alongside the joint determination. Where the Monitor Generals cannot reach consensus on a joint matter, each publishes their individual assessment and the disagreement is noted in the permanent NRS record. Sustained non-participation by a single Monitor General is subject to the §9.11.a Institutional Compromise Protocol. The JMC conducts an annual NRS audit covering both operational compliance — whether the NRS is functioning as constitutionally required, accessible, and free of single points of failure — and content integrity — whether all constitutionally required publications across all domains have been made and no records have been altered or deleted. The joint annual NRS audit is published to both chambers. The JMC has no authority to override the individual mandate of any Monitor.</w:t>
+        <w:t>Joint Monitor Council</w:t>
+      </w:r>
+    </w:p>
+    <w:p>
+      <w:pPr>
+        <w:spacing w:after="120"/>
+        <w:ind w:left="431"/>
+        <w:jc w:val="both"/>
+      </w:pPr>
+      <w:r>
+        <w:rPr>
+          <w:rFonts w:ascii="Garamond" w:eastAsia="Garamond" w:hAnsi="Garamond" w:cs="Garamond"/>
+          <w:color w:val="2A2A2A"/>
+          <w:sz w:val="22"/>
+          <w:szCs w:val="22"/>
+        </w:rPr>
+        <w:t>The three Monitor Generals jointly constitute the JMC as the standing coordination body for matters crossing Monitor jurisdictions. The JMC formally houses all jointly administered constitutional functions — including lottery draws and selection processes throughout the constitution. The chair of any joint session is the Monitor General whose domain covers the primary subject matter; where all domains are equally engaged, the chair rotates annually. Two of the three Monitor Generals constitute a quorum for all JMC functions; no mandatory joint function may be permanently blocked by a single Monitor General’s non-participation. Where a Monitor General does not participate in a joint function, their position — if stated — is published to the NRS alongside the joint determination. Where the Monitor Generals cannot reach consensus on a joint matter, each publishes their individual assessment and the disagreement is noted in the permanent NRS record. Sustained non-participation by a single Monitor General is subject to the §9.11.a Institutional Compromise Protocol. The JMC conducts an annual NRS audit covering both operational compliance — whether the NRS is functioning as constitutionally required, accessible, and free of single points of failure — and content integrity — whether all constitutionally required publications across all domains have been made and no records have been altered or deleted. The joint annual NRS audit is published to both chambers. The JMC has no authority to override the individual mandate of any Monitor.</w:t>
       </w:r>
     </w:p>
     <w:p>
@@ -4452,7 +4571,7 @@
           <w:sz w:val="22"/>
           <w:szCs w:val="22"/>
         </w:rPr>
-        <w:t xml:space="preserve">Where two of the three Monitors jointly assess and report that the third is operating in demonstrable bad faith, they petition the SC directly for confirmation of the finding under its original jurisdiction in §4.5; the SC rules within 14 days. Upon filing the petition, the two petitioning Monitors jointly designate an Acting Monitor General as the most senior member of the affected Monitor’s candidate pool by continuous pool tenure who accepts the designation; both executives are notified immediately. The Acting Monitor General assumes all constitutional functions of the compromised Monitor from the moment of designation. If the SC rules that the finding is not confirmed, the Acting Monitor General stands down and all functions return immediately to the original Monitor General. Where the SC neither rules nor files an extension request within the applicable period, the Acting Monitor General stands down, all functions return to the original Monitor General, and the petition may be refiled. If confirmed, the Acting Monitor General serves until either the original Monitor General is restored to full function or a new permanent Monitor General is confirmed under §9.3 — whichever occurs first. The Acting Monitor General is not eligible for permanent appointment to the position in which they serve; upon conclusion of acting service they return to the candidate pool.</w:t>
+        <w:t>Where two of the three Monitors jointly assess and report that the third is operating in demonstrable bad faith, they petition the SC directly for confirmation of the finding under its original jurisdiction in §4.5; the SC rules within 14 days. Upon filing the petition, the two petitioning Monitors jointly designate an Acting Monitor General as the most senior member of the affected Monitor’s candidate pool by continuous pool tenure who accepts the designation; both executives are notified immediately. The Acting Monitor General assumes all constitutional functions of the compromised Monitor from the moment of designation. If the SC rules that the finding is not confirmed, the Acting Monitor General stands down and all functions return immediately to the original Monitor General. Where the SC neither rules nor files an extension request within the applicable period, the Acting Monitor General stands down, all functions return to the original Monitor General, and the petition may be refiled. If confirmed, the Acting Monitor General serves until either the original Monitor General is restored to full function or a new permanent Monitor General is confirmed under §9.3 — whichever occurs first. The Acting Monitor General is not eligible for permanent appointment to the position in which they serve; upon conclusion of acting service they return to the candidate pool.</w:t>
       </w:r>
     </w:p>
     <w:p>
@@ -4480,7 +4599,7 @@
           <w:sz w:val="22"/>
           <w:szCs w:val="22"/>
         </w:rPr>
-        <w:t xml:space="preserve">Constitutional Pool Framework</w:t>
+        <w:t>Constitutional Pool Framework</w:t>
       </w:r>
     </w:p>
     <w:p>
@@ -4524,7 +4643,7 @@
           <w:sz w:val="22"/>
           <w:szCs w:val="22"/>
         </w:rPr>
-        <w:t xml:space="preserve">Constitutional Officer Removal — Standard Track</w:t>
+        <w:t>Constitutional Officer Removal — Standard Track</w:t>
       </w:r>
     </w:p>
     <w:p>
@@ -4541,6 +4660,14 @@
           <w:szCs w:val="22"/>
         </w:rPr>
         <w:t xml:space="preserve">This section governs for-cause removal of all constitutionally confirmed independent officers except Supreme Court justices under §4.3.b and elected executives. Monitor Generals are subject to for-cause removal under this section; the Judicial Track is additionally available for Monitor Generals where two of the three Monitors jointly assess and report for-cause grounds. A concurrent resolution of 1/3 of either chamber, or two of the three Monitors jointly, may initiate removal by filing stated grounds with the SC. The SC determines within 14 days whether the stated grounds constitute at least one statutory removal category for the subject office; the SC reviews constitutional category only, not factual merits. If grounds are confirmed, duty suspension activates immediately and removal requires a 2/3 concurrent vote of both chambers; no removal vote may be held within 180 days of a major national election without prior SC review within 48 hours. If grounds are not confirmed, the process closes and may not be reinitiated on the same or substantially similar grounds within six months. The SC must rule within 14 days; where the SC requires additional time, a majority of seated justices may file an extension request within the 14-day period specifying the reason and the additional period required, published to the NRS; the maximum extension period is defined by statute. Where the SC neither rules nor files an extension request within the </w:t>
+      </w:r>
+      <w:r>
+        <w:rPr>
+          <w:rFonts w:ascii="Garamond" w:eastAsia="Garamond" w:hAnsi="Garamond" w:cs="Garamond"/>
+          <w:color w:val="2A2A2A"/>
+          <w:sz w:val="22"/>
+          <w:szCs w:val="22"/>
+        </w:rPr>
         <w:lastRenderedPageBreak/>
         <w:t>applicable period, the removal proceeding lapses for that session and may be reinitiated under this section. The Legislature defines enumerated removal categories for each constitutionally confirmed office by statute.</w:t>
       </w:r>
@@ -4589,23 +4716,23 @@
           <w:sz w:val="22"/>
           <w:szCs w:val="22"/>
         </w:rPr>
-        <w:t xml:space="preserve">National Record System</w:t>
-      </w:r>
-    </w:p>
-    <w:p>
-      <w:pPr>
-        <w:spacing w:after="120"/>
-        <w:ind w:left="431"/>
-        <w:jc w:val="both"/>
-      </w:pPr>
-      <w:r>
-        <w:rPr>
-          <w:rFonts w:ascii="Garamond" w:eastAsia="Garamond" w:hAnsi="Garamond" w:cs="Garamond"/>
-          <w:color w:val="2A2A2A"/>
-          <w:sz w:val="22"/>
-          <w:szCs w:val="22"/>
-        </w:rPr>
-        <w:t xml:space="preserve">The National Record System is the permanent, tamper-evident public record of the Republic — freely accessible to every Inhabitant at no cost. Every constitutional act, order, finding, certification, designation, declaration, and determination made under this Constitution is published to the NRS as a permanent record; no provision need state this obligation individually. All electoral records — voter registration, ballot counts, audit trails, and certification documents — must be published to the NRS within the timeframes specified by the Elections Panel's constitutional mandate under Article XI; no classification exception applies to electoral records. Where a specific publication timeline is provided it governs; otherwise publication occurs at or before the effective moment of the act. Records may not be deleted, altered, or reclassified after publication; corrections are published as new entries alongside the original. Where the NRS Panel determines by unanimous vote that a record poses an imminent, specific, and documented threat to individual safety, it may temporarily restrict access for up to 30 days pending judicial review; the reviewing court must rule within 14 days; the record is permanently restored unless the court confirms the restriction on the narrowest possible grounds; the applicable court is designated by statute. The original timestamp and the restriction record both remain as permanent NRS entries. Government acts take legal effect from the moment of issuance regardless of NRS status — the NRS is the record of government, not a condition of it. The JM maintains a continuously operating parallel authentication system, physically independent of the NRS, capable of preserving all constitutional acts with full constitutional effect from issuance; upon NRS restoration, parallel records migrate with their original timestamps. Where the NRS has not been restored within 180 days, the parallel system becomes the constitutional record; the Legislature must establish permanent restoration obligations by statute within 90 days of that threshold. The Legislature defines technical standards for both systems by statute. Records published by any Republic jurisdiction are recognized as authentic without re-certification. Monitor reports are permanently exempt from classification. Classification used to conceal a constitutional violation or illegal order is a constitutional offense. Funding for the NRS may not fall below the prior year’s level without a 2/3 vote of both chambers.</w:t>
+        <w:t>National Record System</w:t>
+      </w:r>
+    </w:p>
+    <w:p>
+      <w:pPr>
+        <w:spacing w:after="120"/>
+        <w:ind w:left="431"/>
+        <w:jc w:val="both"/>
+      </w:pPr>
+      <w:r>
+        <w:rPr>
+          <w:rFonts w:ascii="Garamond" w:eastAsia="Garamond" w:hAnsi="Garamond" w:cs="Garamond"/>
+          <w:color w:val="2A2A2A"/>
+          <w:sz w:val="22"/>
+          <w:szCs w:val="22"/>
+        </w:rPr>
+        <w:t>The National Record System is the permanent, tamper-evident public record of the Republic — freely accessible to every Inhabitant at no cost. Every constitutional act, order, finding, certification, designation, declaration, and determination made under this Constitution is published to the NRS as a permanent record; no provision need state this obligation individually. All electoral records — voter registration, ballot counts, audit trails, and certification documents — must be published to the NRS within the timeframes specified by the Elections Panel's constitutional mandate under Article XI; no classification exception applies to electoral records. Where a specific publication timeline is provided it governs; otherwise publication occurs at or before the effective moment of the act. Records may not be deleted, altered, or reclassified after publication; corrections are published as new entries alongside the original. Where the NRS Panel determines by unanimous vote that a record poses an imminent, specific, and documented threat to individual safety, it may temporarily restrict access for up to 30 days pending judicial review; the reviewing court must rule within 14 days; the record is permanently restored unless the court confirms the restriction on the narrowest possible grounds; the applicable court is designated by statute. The original timestamp and the restriction record both remain as permanent NRS entries. Government acts take legal effect from the moment of issuance regardless of NRS status — the NRS is the record of government, not a condition of it. The JM maintains a continuously operating parallel authentication system, physically independent of the NRS, capable of preserving all constitutional acts with full constitutional effect from issuance; upon NRS restoration, parallel records migrate with their original timestamps. Where the NRS has not been restored within 180 days, the parallel system becomes the constitutional record; the Legislature must establish permanent restoration obligations by statute within 90 days of that threshold. The Legislature defines technical standards for both systems by statute. Records published by any Republic jurisdiction are recognized as authentic without re-certification. Monitor reports are permanently exempt from classification. Classification used to conceal a constitutional violation or illegal order is a constitutional offense. Funding for the NRS may not fall below the prior year’s level without a 2/3 vote of both chambers.</w:t>
       </w:r>
     </w:p>
     <w:p>
@@ -4633,7 +4760,7 @@
           <w:sz w:val="22"/>
           <w:szCs w:val="22"/>
         </w:rPr>
-        <w:t xml:space="preserve">Classification Criteria</w:t>
+        <w:t>Classification Criteria</w:t>
       </w:r>
     </w:p>
     <w:p>
@@ -4696,23 +4823,23 @@
           <w:sz w:val="22"/>
           <w:szCs w:val="22"/>
         </w:rPr>
-        <w:t xml:space="preserve">NRS Panel and Elections Panel</w:t>
-      </w:r>
-    </w:p>
-    <w:p>
-      <w:pPr>
-        <w:spacing w:after="120"/>
-        <w:ind w:left="431"/>
-        <w:jc w:val="both"/>
-      </w:pPr>
-      <w:r>
-        <w:rPr>
-          <w:rFonts w:ascii="Garamond" w:eastAsia="Garamond" w:hAnsi="Garamond" w:cs="Garamond"/>
-          <w:color w:val="2A2A2A"/>
-          <w:sz w:val="22"/>
-          <w:szCs w:val="22"/>
-        </w:rPr>
-        <w:t xml:space="preserve">Two constitutionally independent panels — the NRS Panel and the Elections Panel — operate the Republic’s permanent record infrastructure and electoral systems respectively. The NRS Panel operates the National Record System. The Elections Panel establishes and maintains the National Voting System, sets administrative and technical standards for federal elections, certifies election equipment for state procurement, audits state compliance with federal election standards, administers referenda and confirmation votes, and certifies all federal election results. Where the Elections Panel certifies a State’s election system as non-compliant before an election, the Panel may withhold result certification for affected districts pending compliance or a special election under §7.3.a. Each panel is operationally independent of the other, of both executives, and of the Legislature in the exercise of its functions. The Legislature defines qualification standards, panel composition, term lengths, and operational parameters for each panel by statute; panel members are appointed through the independent agency process under §3.9. Each panel must have no fewer than five members at all times; the Legislature may not reduce either panel below this floor. No single appointing authority may hold a majority of appointments to either panel within any single electoral term. The Chair of each panel is its most senior member by continuous service; where two or more members have equal continuous service, the Chair is determined by lot conducted by the JMC. Each panel exercises only those ministerial functions expressly granted by this Constitution and by statute. The Legislature must establish by statute a procedure for each panel to adopt temporary technical measures in response to imminent security threats or system failures within its domain; such measures may not change electoral rules, timelines, or NRS record permanence, and expire within 72 hours unless ratified by a majority of the panel's seated members. Where either Panel falls below the five-member floor through resignation, removal, disqualification, or any other cause, the Civic Consul may appoint a qualified civil servant employed by that Panel to serve as Acting member, not to exceed the period defined by statute, which may not exceed 180 days; the Acting member may exercise all authorities of a full member during that period and the appointment does not affect the ordinary process for filling the vacancy permanently.</w:t>
+        <w:t>NRS Panel and Elections Panel</w:t>
+      </w:r>
+    </w:p>
+    <w:p>
+      <w:pPr>
+        <w:spacing w:after="120"/>
+        <w:ind w:left="431"/>
+        <w:jc w:val="both"/>
+      </w:pPr>
+      <w:r>
+        <w:rPr>
+          <w:rFonts w:ascii="Garamond" w:eastAsia="Garamond" w:hAnsi="Garamond" w:cs="Garamond"/>
+          <w:color w:val="2A2A2A"/>
+          <w:sz w:val="22"/>
+          <w:szCs w:val="22"/>
+        </w:rPr>
+        <w:t>Two constitutionally independent panels — the NRS Panel and the Elections Panel — operate the Republic’s permanent record infrastructure and electoral systems respectively. The NRS Panel operates the National Record System. The Elections Panel establishes and maintains the National Voting System, sets administrative and technical standards for federal elections, certifies election equipment for state procurement, audits state compliance with federal election standards, administers referenda and confirmation votes, and certifies all federal election results. Where the Elections Panel certifies a State’s election system as non-compliant before an election, the Panel may withhold result certification for affected districts pending compliance or a special election under §7.3.a. Each panel is operationally independent of the other, of both executives, and of the Legislature in the exercise of its functions. The Legislature defines qualification standards, panel composition, term lengths, and operational parameters for each panel by statute; panel members are appointed through the independent agency process under §3.9. Each panel must have no fewer than five members at all times; the Legislature may not reduce either panel below this floor. No single appointing authority may hold a majority of appointments to either panel within any single electoral term. The Chair of each panel is its most senior member by continuous service; where two or more members have equal continuous service, the Chair is determined by lot conducted by the JMC. Each panel exercises only those ministerial functions expressly granted by this Constitution and by statute. The Legislature must establish by statute a procedure for each panel to adopt temporary technical measures in response to imminent security threats or system failures within its domain; such measures may not change electoral rules, timelines, or NRS record permanence, and expire within 72 hours unless ratified by a majority of the panel's seated members. Where either Panel falls below the five-member floor through resignation, removal, disqualification, or any other cause, the Civic Consul may appoint a qualified civil servant employed by that Panel to serve as Acting member, not to exceed the period defined by statute, which may not exceed 180 days; the Acting member may exercise all authorities of a full member during that period and the appointment does not affect the ordinary process for filling the vacancy permanently.</w:t>
       </w:r>
     </w:p>
     <w:p>
@@ -4740,7 +4867,7 @@
           <w:sz w:val="22"/>
           <w:szCs w:val="22"/>
         </w:rPr>
-        <w:t xml:space="preserve">NVS Properties and Voting Rights</w:t>
+        <w:t>NVS Properties and Voting Rights</w:t>
       </w:r>
     </w:p>
     <w:p>
@@ -4784,7 +4911,7 @@
           <w:sz w:val="22"/>
           <w:szCs w:val="22"/>
         </w:rPr>
-        <w:t xml:space="preserve">State Election Non-Compliance</w:t>
+        <w:t>State Election Non-Compliance</w:t>
       </w:r>
     </w:p>
     <w:p>
@@ -4801,6 +4928,14 @@
           <w:szCs w:val="22"/>
         </w:rPr>
         <w:t xml:space="preserve">Where the Elections Panel finds through audit that a State's election administration materially fails to meet the constitutional standards required under §11.1, it publishes the finding to the NRS and notifies the State formally. The State has the period defined by statute to cure the identified failures. Where the State does not cure within that period, the Elections Panel administers the relevant federal election directly within </w:t>
+      </w:r>
+      <w:r>
+        <w:rPr>
+          <w:rFonts w:ascii="Garamond" w:eastAsia="Garamond" w:hAnsi="Garamond" w:cs="Garamond"/>
+          <w:color w:val="2A2A2A"/>
+          <w:sz w:val="22"/>
+          <w:szCs w:val="22"/>
+        </w:rPr>
         <w:lastRenderedPageBreak/>
         <w:t>that State for that electoral period only; State administration resumes automatically at the conclusion of that period. The State may petition the SC for challenge the Elections Panel’s finding under §4.5’s original jurisdiction provisions governing State-federal disputes; the process and timeline are defined by statute. A finding of non-compliance does not affect the validity of votes cast; the Elections Panel's administration obligation is to ensure constitutional standards are met going forward.</w:t>
       </w:r>
@@ -4849,7 +4984,7 @@
           <w:sz w:val="22"/>
           <w:szCs w:val="22"/>
         </w:rPr>
-        <w:t xml:space="preserve">The Social State and Monetary Authority</w:t>
+        <w:t>The Social State and Monetary Authority</w:t>
       </w:r>
     </w:p>
     <w:p>
@@ -4937,7 +5072,7 @@
           <w:sz w:val="22"/>
           <w:szCs w:val="22"/>
         </w:rPr>
-        <w:t xml:space="preserve">Fiscal Accountability</w:t>
+        <w:t>Fiscal Accountability</w:t>
       </w:r>
     </w:p>
     <w:p>
@@ -4981,7 +5116,7 @@
           <w:sz w:val="22"/>
           <w:szCs w:val="22"/>
         </w:rPr>
-        <w:t xml:space="preserve">Taxing Power and National Revenue Fund</w:t>
+        <w:t>Taxing Power and National Revenue Fund</w:t>
       </w:r>
     </w:p>
     <w:p>
@@ -5025,7 +5160,7 @@
           <w:sz w:val="22"/>
           <w:szCs w:val="22"/>
         </w:rPr>
-        <w:t xml:space="preserve">Ethics and Conflict of Interest</w:t>
+        <w:t>Ethics and Conflict of Interest</w:t>
       </w:r>
     </w:p>
     <w:p>
@@ -5042,6 +5177,14 @@
           <w:szCs w:val="22"/>
         </w:rPr>
         <w:t xml:space="preserve">A financial interest includes any holding, income source, liability, business relationship, or similar economic interest; a financial interest is disqualifying where it creates a direct and material conflict between </w:t>
+      </w:r>
+      <w:r>
+        <w:rPr>
+          <w:rFonts w:ascii="Garamond" w:eastAsia="Garamond" w:hAnsi="Garamond" w:cs="Garamond"/>
+          <w:color w:val="2A2A2A"/>
+          <w:sz w:val="22"/>
+          <w:szCs w:val="22"/>
+        </w:rPr>
         <w:lastRenderedPageBreak/>
         <w:t>an officer’s personal economic interest and the impartial exercise of their official duties, with statute permitted to further specify categories and thresholds consistent with this standard. All constitutional officers must disclose all financial interests, holdings, income sources, and liabilities to their respective Monitor — the LM for members of the Legislature; the EM for both Consuls, executive branch officers, and military officers; the JM for judicial officers — within the period defined by statute after taking office and annually thereafter; disclosure records are published to the NRS. Candidates for a Monitor General’s own candidate pool are audited for financial disclosure by the other two Monitors jointly rather than by the Monitor whose pool they would join, as provided in §9.3 and §9.4. Any officer with a direct financial interest in a decision within their authority must recuse themselves; recusal is self-executing. Any decision made without required recusal is voidable; the relevant chamber may void the decision by simple majority within 90 days of the respective Monitor’s finding of conflict. Constitutional officers may not, for a period defined by statute after leaving office — which may not be less than two years — engage in any activity that monetizes or draws on non-public information, relationships, or access accumulated during service; the respective Monitor audits post-service activities of constitutional officers for compliance with this restriction and publishes findings to the NRS; enforcement is through the appropriate legal authority. Officers may not accept gifts above a de minimis threshold; all gifts above the threshold must be disclosed to their respective Monitor and deposited with the relevant treasury. All records created in the exercise of official functions are public records and may not be retained, destroyed, or removed by departing officers. Each Monitor investigates alleged violations of this section within their respective jurisdiction and publishes findings to the NRS; where findings warrant further action, the Monitor refers to the appropriate authority.</w:t>
       </w:r>
@@ -5159,7 +5302,7 @@
           <w:sz w:val="22"/>
           <w:szCs w:val="22"/>
         </w:rPr>
-        <w:t xml:space="preserve">Federal Employee and Military Disclosure</w:t>
+        <w:t>Federal Employee and Military Disclosure</w:t>
       </w:r>
     </w:p>
     <w:p>
@@ -5203,7 +5346,7 @@
           <w:sz w:val="22"/>
           <w:szCs w:val="22"/>
         </w:rPr>
-        <w:t xml:space="preserve">National Endowment</w:t>
+        <w:t>National Endowment</w:t>
       </w:r>
     </w:p>
     <w:p>
@@ -5248,7 +5391,7 @@
           <w:sz w:val="22"/>
           <w:szCs w:val="22"/>
         </w:rPr>
-        <w:t xml:space="preserve">Compensation of Public Officials</w:t>
+        <w:t>Compensation of Public Officials</w:t>
       </w:r>
     </w:p>
     <w:p>
@@ -5292,7 +5435,7 @@
           <w:sz w:val="22"/>
           <w:szCs w:val="22"/>
         </w:rPr>
-        <w:t xml:space="preserve">Internal Commerce</w:t>
+        <w:t>Internal Commerce</w:t>
       </w:r>
     </w:p>
     <w:p>
@@ -5336,7 +5479,7 @@
           <w:sz w:val="22"/>
           <w:szCs w:val="22"/>
         </w:rPr>
-        <w:t xml:space="preserve">Fiscal Equalization</w:t>
+        <w:t>Fiscal Equalization</w:t>
       </w:r>
     </w:p>
     <w:p>
@@ -5399,7 +5542,7 @@
           <w:sz w:val="22"/>
           <w:szCs w:val="22"/>
         </w:rPr>
-        <w:t xml:space="preserve">Optional Referendum</w:t>
+        <w:t>Optional Referendum</w:t>
       </w:r>
     </w:p>
     <w:p>
@@ -5443,7 +5586,7 @@
           <w:sz w:val="22"/>
           <w:szCs w:val="22"/>
         </w:rPr>
-        <w:t xml:space="preserve">Citizen Legislative Initiative</w:t>
+        <w:t>Citizen Legislative Initiative</w:t>
       </w:r>
     </w:p>
     <w:p>
@@ -5487,7 +5630,7 @@
           <w:sz w:val="22"/>
           <w:szCs w:val="22"/>
         </w:rPr>
-        <w:t xml:space="preserve">Electoral Supermajority Threshold</w:t>
+        <w:t>Electoral Supermajority Threshold</w:t>
       </w:r>
     </w:p>
     <w:p>
@@ -5550,7 +5693,7 @@
           <w:sz w:val="22"/>
           <w:szCs w:val="22"/>
         </w:rPr>
-        <w:t xml:space="preserve">Authorized Purposes for Military Force</w:t>
+        <w:t>Authorized Purposes for Military Force</w:t>
       </w:r>
     </w:p>
     <w:p>
@@ -5594,7 +5737,7 @@
           <w:sz w:val="22"/>
           <w:szCs w:val="22"/>
         </w:rPr>
-        <w:t xml:space="preserve">Defense Authorization and Allocation</w:t>
+        <w:t>Defense Authorization and Allocation</w:t>
       </w:r>
     </w:p>
     <w:p>
@@ -5638,7 +5781,7 @@
           <w:sz w:val="22"/>
           <w:szCs w:val="22"/>
         </w:rPr>
-        <w:t xml:space="preserve">Military Accountability</w:t>
+        <w:t>Military Accountability</w:t>
       </w:r>
     </w:p>
     <w:p>
@@ -5699,6 +5842,14 @@
           <w:szCs w:val="22"/>
         </w:rPr>
         <w:t xml:space="preserve">Where an existing treaty requires military action, the Legat Consul may act immediately and must notify both chambers and the Civic Consul within 12 hours, citing the specific treaty obligation triggered. Senate ratification of a treaty by the required supermajority constitutes legislative authorization for all military actions required by that treaty when its obligations are triggered; no separate legislative authorization is required for operations the treaty obligates. The Legislature’s authority over treaty-based operations runs through appropriations and through the treaty withdrawal mechanism under §3.6. The oversight and accountability provisions of §14.2 apply from the moment of action. Where the SC determines that a treaty’s trigger conditions were not met, military operations are limited to a defensive posture, and both chambers of the Legislature must vote on whether to authorize continuation of the action no later than 30 days after the SC’s decision is published. An affirmative vote in both chambers constitutes legislative </w:t>
+      </w:r>
+      <w:r>
+        <w:rPr>
+          <w:rFonts w:ascii="Garamond" w:eastAsia="Garamond" w:hAnsi="Garamond" w:cs="Garamond"/>
+          <w:color w:val="2A2A2A"/>
+          <w:sz w:val="22"/>
+          <w:szCs w:val="22"/>
+        </w:rPr>
         <w:lastRenderedPageBreak/>
         <w:t>authorization, and the action proceeds under the ordinary terms of this Article from that point. Absent an affirmative vote within the 30-day period, §14.2’s expiration and wind-down provisions apply.</w:t>
       </w:r>
@@ -5747,7 +5898,7 @@
           <w:sz w:val="22"/>
           <w:szCs w:val="22"/>
         </w:rPr>
-        <w:t xml:space="preserve">Territorial Compact</w:t>
+        <w:t>Territorial Compact</w:t>
       </w:r>
     </w:p>
     <w:p>
@@ -5791,7 +5942,7 @@
           <w:sz w:val="22"/>
           <w:szCs w:val="22"/>
         </w:rPr>
-        <w:t xml:space="preserve">The Statehood Audit</w:t>
+        <w:t>The Statehood Audit</w:t>
       </w:r>
     </w:p>
     <w:p>
@@ -5835,7 +5986,7 @@
           <w:sz w:val="22"/>
           <w:szCs w:val="22"/>
         </w:rPr>
-        <w:t xml:space="preserve">Mandatory Devolution</w:t>
+        <w:t>Mandatory Devolution</w:t>
       </w:r>
     </w:p>
     <w:p>
@@ -5879,7 +6030,7 @@
           <w:sz w:val="22"/>
           <w:szCs w:val="22"/>
         </w:rPr>
-        <w:t xml:space="preserve">Voluntary Devolution and Merger</w:t>
+        <w:t>Voluntary Devolution and Merger</w:t>
       </w:r>
     </w:p>
     <w:p>
@@ -5896,6 +6047,14 @@
           <w:szCs w:val="22"/>
         </w:rPr>
         <w:t xml:space="preserve">A State may voluntarily restructure its relationship with the Republic. The process requires, first, a State referendum achieving 60% approval of eligible voters on the principle of pursuing devolution; and second, upon approval, negotiation of a restructuring agreement between the State and the Legislature, ratified by </w:t>
+      </w:r>
+      <w:r>
+        <w:rPr>
+          <w:rFonts w:ascii="Garamond" w:eastAsia="Garamond" w:hAnsi="Garamond" w:cs="Garamond"/>
+          <w:color w:val="2A2A2A"/>
+          <w:sz w:val="22"/>
+          <w:szCs w:val="22"/>
+        </w:rPr>
         <w:lastRenderedPageBreak/>
         <w:t>Senate approval by 2/3 majority. The agreement specifies asset and liability allocation, transition timeline, constitutional status of successor jurisdictions, fiscal obligations to the Republic, and continuing obligations; it is published to the NRS and legally binding. Social state protections and Article I rights continue through the transition. A Territory or defined portion of a Territory may merge with a geographically contiguous existing State, requiring a 60% referendum with at least 50% participation, approval by the existing State through its own constitutional process, a joint LM-JM Statehood Audit confirming the existing State's integrity is maintained, and Senate ratification by simple majority.</w:t>
       </w:r>
@@ -5969,23 +6128,23 @@
           <w:sz w:val="22"/>
           <w:szCs w:val="22"/>
         </w:rPr>
-        <w:t xml:space="preserve">Voluntary Incorporation</w:t>
-      </w:r>
-    </w:p>
-    <w:p>
-      <w:pPr>
-        <w:spacing w:after="120"/>
-        <w:ind w:left="431"/>
-        <w:jc w:val="both"/>
-      </w:pPr>
-      <w:r>
-        <w:rPr>
-          <w:rFonts w:ascii="Garamond" w:eastAsia="Garamond" w:hAnsi="Garamond" w:cs="Garamond"/>
-          <w:color w:val="2A2A2A"/>
-          <w:sz w:val="22"/>
-          <w:szCs w:val="22"/>
-        </w:rPr>
-        <w:t xml:space="preserve">A sovereign entity may petition to join the Republic's constitutional framework as a Territory. The process requires a petition resolution adopted by the entity's own legislature by 2/3 majority, confirmed by a citizen referendum achieving simple majority on at least 50% participation. Upon confirmation, the entity and the Legislature negotiate an incorporation agreement specifying a transition period not exceeding 48 months; the Legislature ratifies the agreement by 2/3 of both chambers. Under §9.1, either chamber may request a JM assessment of the entity's compliance with §1.19.b before that ratification vote; published JM findings must be given due consideration. Any person with standing may challenge the incorporation before the SC on the ground that the entity systematically violates §1.19.b. No constitutional officer may condition treaty obligations, trade relations, military cooperation, or foreign aid on any entity's decision to initiate or advance this process. An indigenous nation recognized under Article XVI must make a status election under §16.7 before this provision applies.</w:t>
+        <w:t>Voluntary Incorporation</w:t>
+      </w:r>
+    </w:p>
+    <w:p>
+      <w:pPr>
+        <w:spacing w:after="120"/>
+        <w:ind w:left="431"/>
+        <w:jc w:val="both"/>
+      </w:pPr>
+      <w:r>
+        <w:rPr>
+          <w:rFonts w:ascii="Garamond" w:eastAsia="Garamond" w:hAnsi="Garamond" w:cs="Garamond"/>
+          <w:color w:val="2A2A2A"/>
+          <w:sz w:val="22"/>
+          <w:szCs w:val="22"/>
+        </w:rPr>
+        <w:t>A sovereign entity may petition to join the Republic's constitutional framework as a Territory. The process requires a petition resolution adopted by the entity's own legislature by 2/3 majority, confirmed by a citizen referendum achieving simple majority on at least 50% participation. Upon confirmation, the entity and the Legislature negotiate an incorporation agreement specifying a transition period not exceeding 48 months; the Legislature ratifies the agreement by 2/3 of both chambers. Under §9.1, either chamber may request a JM assessment of the entity's compliance with §1.19.b before that ratification vote; published JM findings must be given due consideration. Any person with standing may challenge the incorporation before the SC on the ground that the entity systematically violates §1.19.b. No constitutional officer may condition treaty obligations, trade relations, military cooperation, or foreign aid on any entity's decision to initiate or advance this process. An indigenous nation recognized under Article XVI must make a status election under §16.7 before this provision applies.</w:t>
       </w:r>
     </w:p>
     <w:p>
@@ -6013,7 +6172,7 @@
           <w:sz w:val="22"/>
           <w:szCs w:val="22"/>
         </w:rPr>
-        <w:t xml:space="preserve">State Immutability and Territorial Integrity</w:t>
+        <w:t>State Immutability and Territorial Integrity</w:t>
       </w:r>
     </w:p>
     <w:p>
@@ -6057,7 +6216,7 @@
           <w:sz w:val="22"/>
           <w:szCs w:val="22"/>
         </w:rPr>
-        <w:t xml:space="preserve">Local Government</w:t>
+        <w:t>Local Government</w:t>
       </w:r>
     </w:p>
     <w:p>
@@ -6101,7 +6260,7 @@
           <w:sz w:val="22"/>
           <w:szCs w:val="22"/>
         </w:rPr>
-        <w:t xml:space="preserve">Voluntary State Independence</w:t>
+        <w:t>Voluntary State Independence</w:t>
       </w:r>
     </w:p>
     <w:p>
@@ -6118,6 +6277,14 @@
           <w:szCs w:val="22"/>
         </w:rPr>
         <w:t xml:space="preserve">A State may seek independence from the Republic through a two-stage process. Stage One requires the State legislature to resolve by 2/3 majority to submit the independence question to the State's eligible voters; the referendum must achieve 60% of votes cast with at least 60% participation among the State's eligible voters; a failed referendum may not be reinitiated on the same or substantially similar grounds for five years. Upon certification of the referendum result, the Elections Panel publishes the independence petition to the NRS; the election is irrevocable from the moment of publication. The Republic may not prefer, discourage, or offer inducements toward any independence petition or referendum; the Republic </w:t>
+      </w:r>
+      <w:r>
+        <w:rPr>
+          <w:rFonts w:ascii="Garamond" w:eastAsia="Garamond" w:hAnsi="Garamond" w:cs="Garamond"/>
+          <w:color w:val="2A2A2A"/>
+          <w:sz w:val="22"/>
+          <w:szCs w:val="22"/>
+        </w:rPr>
         <w:lastRenderedPageBreak/>
         <w:t>must provide factual information about the process upon request. Stage Two requires both chambers to hold a concurrent ratification vote within 90 days of NRS publication; Assembly members elected from districts within the petitioning State and senators whose allocation derives from the petitioning State's population are recused from this vote, and the required 60% majority and quorum for each chamber are calculated from the remaining seated members; if either chamber fails to achieve 60% or fails to vote within 90 days, the petition lapses and the State may reinitiate Stage One without restriction.</w:t>
       </w:r>
@@ -6166,7 +6333,7 @@
           <w:sz w:val="22"/>
           <w:szCs w:val="22"/>
         </w:rPr>
-        <w:t xml:space="preserve">Acknowledgment of Prior Sovereignty</w:t>
+        <w:t>Acknowledgment of Prior Sovereignty</w:t>
       </w:r>
     </w:p>
     <w:p>
@@ -6210,7 +6377,7 @@
           <w:sz w:val="22"/>
           <w:szCs w:val="22"/>
         </w:rPr>
-        <w:t xml:space="preserve">Compact Formation</w:t>
+        <w:t>Compact Formation</w:t>
       </w:r>
     </w:p>
     <w:p>
@@ -6254,7 +6421,7 @@
           <w:sz w:val="22"/>
           <w:szCs w:val="22"/>
         </w:rPr>
-        <w:t xml:space="preserve">Rights and Governance in Compact Territories</w:t>
+        <w:t>Rights and Governance in Compact Territories</w:t>
       </w:r>
     </w:p>
     <w:p>
@@ -6298,23 +6465,23 @@
           <w:sz w:val="22"/>
           <w:szCs w:val="22"/>
         </w:rPr>
-        <w:t xml:space="preserve">Compact Administration and Continuity</w:t>
-      </w:r>
-    </w:p>
-    <w:p>
-      <w:pPr>
-        <w:spacing w:after="120"/>
-        <w:ind w:left="431"/>
-        <w:jc w:val="both"/>
-      </w:pPr>
-      <w:r>
-        <w:rPr>
-          <w:rFonts w:ascii="Garamond" w:eastAsia="Garamond" w:hAnsi="Garamond" w:cs="Garamond"/>
-          <w:color w:val="2A2A2A"/>
-          <w:sz w:val="22"/>
-          <w:szCs w:val="22"/>
-        </w:rPr>
-        <w:t xml:space="preserve">Each compact establishes a working mechanism for implementation and day-to-day administration in a form the parties agree. The Legat Consul designates a ministerial counterpart within the Legat Consul’s office for each compact or treaty relationship recognized under this Article; this designation is published to the NRS. Disputes not resolved through the compact’s working mechanism are referred to independent adjudication on terms the compact specifies. The compact’s arbitration mechanism is the final forum for disputes between the Republic and the Nation arising from compact administration, including constitutional questions of compact interpretation; neither party may seek review of an arbitration determination in the Republic’s courts. The Executive Monitor audits the Republic’s compliance with its compact obligations annually and publishes findings to the NRS. Compact terms may be modified only by mutual agreement, negotiated by the Legat Consul and ratified by the Senate under §3.6. Compacts are reviewed on a schedule defined in their terms with a minimum review every 20 years; either party may request a review outside that schedule. A compact continues in force until the Nation files a valid status election under §16.7. For Territorial Integration, the compact ends upon ratification of the incorporation agreement under §15.6. For Full Sovereign Independence, the compact ends upon ratification of the independence treaty under §16.7, or upon the provisional framework taking effect under §16.7.a if no treaty is concluded.</w:t>
+        <w:t>Compact Administration and Continuity</w:t>
+      </w:r>
+    </w:p>
+    <w:p>
+      <w:pPr>
+        <w:spacing w:after="120"/>
+        <w:ind w:left="431"/>
+        <w:jc w:val="both"/>
+      </w:pPr>
+      <w:r>
+        <w:rPr>
+          <w:rFonts w:ascii="Garamond" w:eastAsia="Garamond" w:hAnsi="Garamond" w:cs="Garamond"/>
+          <w:color w:val="2A2A2A"/>
+          <w:sz w:val="22"/>
+          <w:szCs w:val="22"/>
+        </w:rPr>
+        <w:t>Each compact establishes a working mechanism for implementation and day-to-day administration in a form the parties agree. The Legat Consul designates a ministerial counterpart within the Legat Consul’s office for each compact or treaty relationship recognized under this Article; this designation is published to the NRS. Disputes not resolved through the compact’s working mechanism are referred to independent adjudication on terms the compact specifies. The compact’s arbitration mechanism is the final forum for disputes between the Republic and the Nation arising from compact administration, including constitutional questions of compact interpretation; neither party may seek review of an arbitration determination in the Republic’s courts. The Executive Monitor audits the Republic’s compliance with its compact obligations annually and publishes findings to the NRS. Compact terms may be modified only by mutual agreement, negotiated by the Legat Consul and ratified by the Senate under §3.6. Compacts are reviewed on a schedule defined in their terms with a minimum review every 20 years; either party may request a review outside that schedule. A compact continues in force until the Nation files a valid status election under §16.7. For Territorial Integration, the compact ends upon ratification of the incorporation agreement under §15.6. For Full Sovereign Independence, the compact ends upon ratification of the independence treaty under §16.7, or upon the provisional framework taking effect under §16.7.a if no treaty is concluded.</w:t>
       </w:r>
     </w:p>
     <w:p>
@@ -6343,7 +6510,7 @@
           <w:sz w:val="22"/>
           <w:szCs w:val="22"/>
         </w:rPr>
-        <w:t xml:space="preserve">Federal Obligations and Emergency Rights</w:t>
+        <w:t>Federal Obligations and Emergency Rights</w:t>
       </w:r>
     </w:p>
     <w:p>
@@ -6387,7 +6554,7 @@
           <w:sz w:val="22"/>
           <w:szCs w:val="22"/>
         </w:rPr>
-        <w:t xml:space="preserve">Treaty Supremacy and Continuity</w:t>
+        <w:t>Treaty Supremacy and Continuity</w:t>
       </w:r>
     </w:p>
     <w:p>
@@ -6431,7 +6598,7 @@
           <w:sz w:val="22"/>
           <w:szCs w:val="22"/>
         </w:rPr>
-        <w:t xml:space="preserve">Indigenous Nation Status Elections</w:t>
+        <w:t>Indigenous Nation Status Elections</w:t>
       </w:r>
     </w:p>
     <w:p>
@@ -6492,6 +6659,14 @@
           <w:szCs w:val="22"/>
         </w:rPr>
         <w:t xml:space="preserve">A status election under §16.7 requires: (1) a decision by the nation's own governance process, meeting the standards the nation itself defines for major governance decisions; and (2) publication of the election to the NRS within the period defined by statute following the governance decision. An election of Territorial Integration constitutes the principle step required by §15.6; once published, the Nation and the Legislature proceed directly to negotiation of the incorporation agreement under §15.6, which the Legislature ratifies by 2/3 of both chambers. A status election is irrevocable — a Nation that elects Territorial Integration or Full Sovereign Independence may not subsequently return to Article XVI status. Once a Nation has transitioned to Territory or State status, any further changes follow the standard constitutional processes applicable to that status under Articles XIII and XIX — including mandatory devolution under §15.3 if three consecutive Statehood Audits are failed. A Territory or State that formerly held Article XVI status </w:t>
+      </w:r>
+      <w:r>
+        <w:rPr>
+          <w:rFonts w:ascii="Garamond" w:eastAsia="Garamond" w:hAnsi="Garamond" w:cs="Garamond"/>
+          <w:color w:val="2A2A2A"/>
+          <w:sz w:val="22"/>
+          <w:szCs w:val="22"/>
+        </w:rPr>
         <w:lastRenderedPageBreak/>
         <w:t>has no special pathway back to it; the irrevocability of the status election is unconditional. Once a Nation has elected Full Sovereign Independence, any subsequent relationship with the Republic — including Associated Community status under Article XX — is pursued as an independent sovereign; Associated Community status requires full independence first and cannot be elected directly from Article XVI status. Where no treaty is concluded within 24 months following a status election of Full Sovereign Independence, either party may propose one 12-month extension by mutual agreement published to the NRS. Absent a concluded treaty or a mutually agreed extension, independence takes effect with a provisional framework: existing compact terms govern borders, trade, and infrastructure on a provisional basis until replaced by treaty; citizenship arrangements follow §5.1; the Legat Consul publishes the provisional framework to the NRS. Either party may petition the SC to resolve specific disputes within the provisional framework. At ratification, the Republic must formally notify all recognized indigenous nations of their rights under §16.7.</w:t>
       </w:r>
@@ -6540,7 +6715,7 @@
           <w:sz w:val="22"/>
           <w:szCs w:val="22"/>
         </w:rPr>
-        <w:t xml:space="preserve">Amendment Paths</w:t>
+        <w:t>Amendment Paths</w:t>
       </w:r>
     </w:p>
     <w:p>
@@ -6584,7 +6759,7 @@
           <w:sz w:val="22"/>
           <w:szCs w:val="22"/>
         </w:rPr>
-        <w:t xml:space="preserve">No Executive Veto; Amendment Takes Effect</w:t>
+        <w:t>No Executive Veto; Amendment Takes Effect</w:t>
       </w:r>
     </w:p>
     <w:p>
@@ -6628,23 +6803,23 @@
           <w:sz w:val="22"/>
           <w:szCs w:val="22"/>
         </w:rPr>
-        <w:t xml:space="preserve">Amendment Consistency and Supremacy</w:t>
-      </w:r>
-    </w:p>
-    <w:p>
-      <w:pPr>
-        <w:spacing w:after="120"/>
-        <w:ind w:left="431"/>
-        <w:jc w:val="both"/>
-      </w:pPr>
-      <w:r>
-        <w:rPr>
-          <w:rFonts w:ascii="Garamond" w:eastAsia="Garamond" w:hAnsi="Garamond" w:cs="Garamond"/>
-          <w:color w:val="2A2A2A"/>
-          <w:sz w:val="22"/>
-          <w:szCs w:val="22"/>
-        </w:rPr>
-        <w:t xml:space="preserve">An amendment that is logically inconsistent with an existing provision must either explicitly repeal the inconsistent provision or the inconsistency is treated as void. The JM publishes a consistency analysis of any proposed amendment within 30 days of passage by both chambers for a parliamentary amendment, or within 30 days of Elections Panel Phase Two threshold verification for a citizen initiative amendment — advisory, but a permanent public record of what the amendment changes. If a ratified amendment's consistency with existing provisions is disputed, the SC resolves the dispute under its original jurisdiction in §4.5 on petition of any person with standing; the SC may not refuse to apply an amendment that has met its procedural thresholds, except that no constitutional amendment may extinguish a right designated non-derogable under §1.19.b; any amendment purporting to do so is void to the extent of the extinguishment, and the SC must so rule under its original jurisdiction in §4.5 on petition of any person with standing. Amendments take prospective effect from the date of ratification — they do not retroactively alter the constitutionality of acts that were constitutional when performed. Two amendments may be simultaneously in the ratification process; if both pass, both are law; where they conflict, the one ratified later prevails; where margins and timing are equal, the LM determines precedence from NRS records. A proposed amendment may be withdrawn at any point before ratification is certified.</w:t>
+        <w:t>Amendment Consistency and Supremacy</w:t>
+      </w:r>
+    </w:p>
+    <w:p>
+      <w:pPr>
+        <w:spacing w:after="120"/>
+        <w:ind w:left="431"/>
+        <w:jc w:val="both"/>
+      </w:pPr>
+      <w:r>
+        <w:rPr>
+          <w:rFonts w:ascii="Garamond" w:eastAsia="Garamond" w:hAnsi="Garamond" w:cs="Garamond"/>
+          <w:color w:val="2A2A2A"/>
+          <w:sz w:val="22"/>
+          <w:szCs w:val="22"/>
+        </w:rPr>
+        <w:t>An amendment that is logically inconsistent with an existing provision must either explicitly repeal the inconsistent provision or the inconsistency is treated as void. The JM publishes a consistency analysis of any proposed amendment within 30 days of passage by both chambers for a parliamentary amendment, or within 30 days of Elections Panel Phase Two threshold verification for a citizen initiative amendment — advisory, but a permanent public record of what the amendment changes. If a ratified amendment's consistency with existing provisions is disputed, the SC resolves the dispute under its original jurisdiction in §4.5 on petition of any person with standing; the SC may not refuse to apply an amendment that has met its procedural thresholds, except that no constitutional amendment may extinguish a right designated non-derogable under §1.19.b; any amendment purporting to do so is void to the extent of the extinguishment, and the SC must so rule under its original jurisdiction in §4.5 on petition of any person with standing. Amendments take prospective effect from the date of ratification — they do not retroactively alter the constitutionality of acts that were constitutional when performed. Two amendments may be simultaneously in the ratification process; if both pass, both are law; where they conflict, the one ratified later prevails; where margins and timing are equal, the LM determines precedence from NRS records. A proposed amendment may be withdrawn at any point before ratification is certified.</w:t>
       </w:r>
     </w:p>
     <w:p>
@@ -6672,7 +6847,7 @@
           <w:sz w:val="22"/>
           <w:szCs w:val="22"/>
         </w:rPr>
-        <w:t xml:space="preserve">Supremacy of This Constitution</w:t>
+        <w:t>Supremacy of This Constitution</w:t>
       </w:r>
     </w:p>
     <w:p>
@@ -6736,7 +6911,7 @@
           <w:sz w:val="22"/>
           <w:szCs w:val="22"/>
         </w:rPr>
-        <w:t xml:space="preserve">The Use Doctrine</w:t>
+        <w:t>The Use Doctrine</w:t>
       </w:r>
     </w:p>
     <w:p>
@@ -6780,7 +6955,7 @@
           <w:sz w:val="22"/>
           <w:szCs w:val="22"/>
         </w:rPr>
-        <w:t xml:space="preserve">Seat of Government</w:t>
+        <w:t>Seat of Government</w:t>
       </w:r>
     </w:p>
     <w:p>
@@ -6824,7 +6999,7 @@
           <w:sz w:val="22"/>
           <w:szCs w:val="22"/>
         </w:rPr>
-        <w:t xml:space="preserve">Operational Use Rights</w:t>
+        <w:t>Operational Use Rights</w:t>
       </w:r>
     </w:p>
     <w:p>
@@ -6868,7 +7043,7 @@
           <w:sz w:val="22"/>
           <w:szCs w:val="22"/>
         </w:rPr>
-        <w:t xml:space="preserve">The National Trust</w:t>
+        <w:t>The National Trust</w:t>
       </w:r>
     </w:p>
     <w:p>
@@ -6912,7 +7087,7 @@
           <w:sz w:val="22"/>
           <w:szCs w:val="22"/>
         </w:rPr>
-        <w:t xml:space="preserve">Federal Property in Territories</w:t>
+        <w:t>Federal Property in Territories</w:t>
       </w:r>
     </w:p>
     <w:p>
@@ -6976,7 +7151,7 @@
           <w:sz w:val="22"/>
           <w:szCs w:val="22"/>
         </w:rPr>
-        <w:t xml:space="preserve">Activation Threshold and Ratification</w:t>
+        <w:t>Activation Threshold and Ratification</w:t>
       </w:r>
     </w:p>
     <w:p>
@@ -7020,7 +7195,7 @@
           <w:sz w:val="22"/>
           <w:szCs w:val="22"/>
         </w:rPr>
-        <w:t xml:space="preserve">Day Zero and Transition</w:t>
+        <w:t>Day Zero and Transition</w:t>
       </w:r>
     </w:p>
     <w:p>
@@ -7064,7 +7239,7 @@
           <w:sz w:val="22"/>
           <w:szCs w:val="22"/>
         </w:rPr>
-        <w:t xml:space="preserve">Caretaker Status</w:t>
+        <w:t>Caretaker Status</w:t>
       </w:r>
     </w:p>
     <w:p>
@@ -7169,7 +7344,7 @@
           <w:sz w:val="22"/>
           <w:szCs w:val="22"/>
         </w:rPr>
-        <w:t xml:space="preserve">The Republic assumes the public debt obligations of its predecessor government as a constitutional matter — it does not inherit a clean slate. Active military operations of the prior government continue under existing authorization until the §2.2 military authorization framework can apply; the Legat Consul, once inaugurated, must assess each active operation against the authorized purposes under §14.1 and either link it to legislative authorization within 14 days or begin orderly cessation; operations not so linked within 60 days cease unless the Legislature grants a one-time authorization. Social insurance programs — retirement pensions, disability benefits, health coverage — continue uninterrupted during the Transition Window. All benefit obligations to persons who served in military or national service under the prior government are inherited and honored; the Legislature must pass a Veterans and National Service Benefits Act within the first budget cycle following Phase 4. The Republic is the legal continuation of the prior government as a matter of international law; all international obligations, financial commitments, treaty relationships, and contractual obligations of the prior government are assumed as successor sovereign. Where an assumed international obligation conflicts with this constitution, the Republic is bound to renegotiate or formally supersede the obligation through the treaty process under §3.6; until that process is complete, the obligation is honored to the minimum extent required by international law without requiring any constitutional officer to violate Article I or any non-derogable right under §1.19.b. The immediate nullification of laws conflicting with the Individual Sovereignty Floor creates constitutional disputes; the Legislature must establish an interim Constitutional Claims Court within Phase 2, with jurisdiction over all Article I claims arising from Day Zero nullification.</w:t>
+        <w:t>The Republic assumes the public debt obligations of its predecessor government as a constitutional matter — it does not inherit a clean slate. Active military operations of the prior government continue under existing authorization until the §2.2 military authorization framework can apply; the Legat Consul, once inaugurated, must assess each active operation against the authorized purposes under §14.1 and either link it to legislative authorization within 14 days or begin orderly cessation; operations not so linked within 60 days cease unless the Legislature grants a one-time authorization. Social insurance programs — retirement pensions, disability benefits, health coverage — continue uninterrupted during the Transition Window. All benefit obligations to persons who served in military or national service under the prior government are inherited and honored; the Legislature must pass a Veterans and National Service Benefits Act within the first budget cycle following Phase 4. The Republic is the legal continuation of the prior government as a matter of international law; all international obligations, financial commitments, treaty relationships, and contractual obligations of the prior government are assumed as successor sovereign. Where an assumed international obligation conflicts with this constitution, the Republic is bound to renegotiate or formally supersede the obligation through the treaty process under §3.6; until that process is complete, the obligation is honored to the minimum extent required by international law without requiring any constitutional officer to violate Article I or any non-derogable right under §1.19.b. The immediate nullification of laws conflicting with the Individual Sovereignty Floor creates constitutional disputes; the Legislature must establish an interim Constitutional Claims Court within Phase 2, with jurisdiction over all Article I claims arising from Day Zero nullification.</w:t>
       </w:r>
     </w:p>
     <w:p>
@@ -7197,7 +7372,7 @@
           <w:sz w:val="22"/>
           <w:szCs w:val="22"/>
         </w:rPr>
-        <w:t xml:space="preserve">Transition Territories</w:t>
+        <w:t>Transition Territories</w:t>
       </w:r>
     </w:p>
     <w:p>
@@ -7241,7 +7416,7 @@
           <w:sz w:val="22"/>
           <w:szCs w:val="22"/>
         </w:rPr>
-        <w:t xml:space="preserve">Transition Candidate Registers</w:t>
+        <w:t>Transition Candidate Registers</w:t>
       </w:r>
     </w:p>
     <w:p>
@@ -7285,7 +7460,7 @@
           <w:sz w:val="22"/>
           <w:szCs w:val="22"/>
         </w:rPr>
-        <w:t xml:space="preserve">Transitional Accountability Mechanism</w:t>
+        <w:t>Transitional Accountability Mechanism</w:t>
       </w:r>
     </w:p>
     <w:p>
@@ -7330,23 +7505,23 @@
           <w:sz w:val="22"/>
           <w:szCs w:val="22"/>
         </w:rPr>
-        <w:t xml:space="preserve">Required Statutory Agency Establishment</w:t>
-      </w:r>
-    </w:p>
-    <w:p>
-      <w:pPr>
-        <w:spacing w:after="120"/>
-        <w:ind w:left="431"/>
-        <w:jc w:val="both"/>
-      </w:pPr>
-      <w:r>
-        <w:rPr>
-          <w:rFonts w:ascii="Garamond" w:eastAsia="Garamond" w:hAnsi="Garamond" w:cs="Garamond"/>
-          <w:color w:val="2A2A2A"/>
-          <w:sz w:val="22"/>
-          <w:szCs w:val="22"/>
-        </w:rPr>
-        <w:t xml:space="preserve">Where this Constitution assigns a specific function to a statutory independent agency under §3.9, the Legislature must establish that agency within the following timeframes from Phase 4 activation: the civic proficiency assessment administrator under §5.1, within 180 days; the Census Bureau under §3.2, within 18 months; the Monetary Authority under §12.1, within 180 days. Where the Legislature fails to meet a deadline, §3.9 applies: the LM publishes a compliance finding to the NRS, and the responsible Monitor’s ongoing audit encompasses the unfilled mandate until the agency is established. The LM publishes a compliance finding to the NRS when any establishment deadline is missed and again when the agency becomes operational. The Legislature may not permanently delegate a constitutionally required statutory function to an Monitor in lieu of establishing the required agency. The Legislature must by statute establish the transition from any predecessor voting infrastructure to the constitutionally required NVS, ensuring no gap in democratic participation.</w:t>
+        <w:t>Required Statutory Agency Establishment</w:t>
+      </w:r>
+    </w:p>
+    <w:p>
+      <w:pPr>
+        <w:spacing w:after="120"/>
+        <w:ind w:left="431"/>
+        <w:jc w:val="both"/>
+      </w:pPr>
+      <w:r>
+        <w:rPr>
+          <w:rFonts w:ascii="Garamond" w:eastAsia="Garamond" w:hAnsi="Garamond" w:cs="Garamond"/>
+          <w:color w:val="2A2A2A"/>
+          <w:sz w:val="22"/>
+          <w:szCs w:val="22"/>
+        </w:rPr>
+        <w:t>Where this Constitution assigns a specific function to a statutory independent agency under §3.9, the Legislature must establish that agency within the following timeframes from Phase 4 activation: the civic proficiency assessment administrator under §5.1, within 180 days; the Census Bureau under §3.2, within 18 months; the Monetary Authority under §12.1, within 180 days. Where the Legislature fails to meet a deadline, §3.9 applies: the LM publishes a compliance finding to the NRS, and the responsible Monitor’s ongoing audit encompasses the unfilled mandate until the agency is established. The LM publishes a compliance finding to the NRS when any establishment deadline is missed and again when the agency becomes operational. The Legislature may not permanently delegate a constitutionally required statutory function to an Monitor in lieu of establishing the required agency. The Legislature must by statute establish the transition from any predecessor voting infrastructure to the constitutionally required NVS, ensuring no gap in democratic participation.</w:t>
       </w:r>
     </w:p>
     <w:p>
@@ -7393,7 +7568,7 @@
           <w:sz w:val="22"/>
           <w:szCs w:val="22"/>
         </w:rPr>
-        <w:t xml:space="preserve">Associated Community Status</w:t>
+        <w:t>Associated Community Status</w:t>
       </w:r>
     </w:p>
     <w:p>
@@ -7437,7 +7612,7 @@
           <w:sz w:val="22"/>
           <w:szCs w:val="22"/>
         </w:rPr>
-        <w:t xml:space="preserve">Compact Terms and Equal Sovereignty</w:t>
+        <w:t>Compact Terms and Equal Sovereignty</w:t>
       </w:r>
     </w:p>
     <w:p>
@@ -7481,23 +7656,23 @@
           <w:sz w:val="22"/>
           <w:szCs w:val="22"/>
         </w:rPr>
-        <w:t xml:space="preserve">Compact Conditions and Compliance</w:t>
-      </w:r>
-    </w:p>
-    <w:p>
-      <w:pPr>
-        <w:spacing w:after="120"/>
-        <w:ind w:left="431"/>
-        <w:jc w:val="both"/>
-      </w:pPr>
-      <w:r>
-        <w:rPr>
-          <w:rFonts w:ascii="Garamond" w:eastAsia="Garamond" w:hAnsi="Garamond" w:cs="Garamond"/>
-          <w:color w:val="2A2A2A"/>
-          <w:sz w:val="22"/>
-          <w:szCs w:val="22"/>
-        </w:rPr>
-        <w:t xml:space="preserve">No compact may be entered or ratified with any entity whose governance practices include, authorize, or systematically permit violations of any of the non-derogable rights established in §1.19.b, committed against any person within its jurisdiction. The JM conducts annual compliance reviews and publishes findings to the NRS. Where the JM finds systematic violations of §1.19.b rights or any party challenges a compact on those grounds, the compact is suspended pending review through the compact’s independent arbitration mechanism; the arbitration panel must issue a preliminary determination within 90 days of suspension; where no preliminary determination is issued within that period, the suspension lifts and the compact resumes pending the panel’s final determination. The arbitration panel may determine compact termination on confirmed violations without remediation within the period the compact specifies. Economic value of the compact relationship is not a factor in JM assessment or Supreme Court review. Where an Associated Community's territory includes indigenous nations with pre-existing governance relationships, the compact must address those relationships and may not require the Associated Community to eliminate or diminish pre-existing indigenous governance arrangements within its territory. Compact suspension means the Associated Community's observer delegate participation rights are suspended for the duration of the review; all other compact obligations of both parties continue in effect pending the SC's determination.</w:t>
+        <w:t>Compact Conditions and Compliance</w:t>
+      </w:r>
+    </w:p>
+    <w:p>
+      <w:pPr>
+        <w:spacing w:after="120"/>
+        <w:ind w:left="431"/>
+        <w:jc w:val="both"/>
+      </w:pPr>
+      <w:r>
+        <w:rPr>
+          <w:rFonts w:ascii="Garamond" w:eastAsia="Garamond" w:hAnsi="Garamond" w:cs="Garamond"/>
+          <w:color w:val="2A2A2A"/>
+          <w:sz w:val="22"/>
+          <w:szCs w:val="22"/>
+        </w:rPr>
+        <w:t>No compact may be entered or ratified with any entity whose governance practices include, authorize, or systematically permit violations of any of the non-derogable rights established in §1.19.b, committed against any person within its jurisdiction. The JM conducts annual compliance reviews and publishes findings to the NRS. Where the JM finds systematic violations of §1.19.b rights or any party challenges a compact on those grounds, the compact is suspended pending review through the compact’s independent arbitration mechanism; the arbitration panel must issue a preliminary determination within 90 days of suspension; where no preliminary determination is issued within that period, the suspension lifts and the compact resumes pending the panel’s final determination. The arbitration panel may determine compact termination on confirmed violations without remediation within the period the compact specifies. Economic value of the compact relationship is not a factor in JM assessment or Supreme Court review. Where an Associated Community's territory includes indigenous nations with pre-existing governance relationships, the compact must address those relationships and may not require the Associated Community to eliminate or diminish pre-existing indigenous governance arrangements within its territory. Compact suspension means the Associated Community's observer delegate participation rights are suspended for the duration of the review; all other compact obligations of both parties continue in effect pending the SC's determination.</w:t>
       </w:r>
     </w:p>
     <w:p>
@@ -7525,7 +7700,7 @@
           <w:sz w:val="22"/>
           <w:szCs w:val="22"/>
         </w:rPr>
-        <w:t xml:space="preserve">Sovereign Mobility</w:t>
+        <w:t>Sovereign Mobility</w:t>
       </w:r>
     </w:p>
     <w:p>
@@ -7569,7 +7744,7 @@
           <w:sz w:val="22"/>
           <w:szCs w:val="22"/>
         </w:rPr>
-        <w:t xml:space="preserve">Reciprocal Obligations and Review</w:t>
+        <w:t>Reciprocal Obligations and Review</w:t>
       </w:r>
     </w:p>
     <w:p>
@@ -7586,6 +7761,14 @@
           <w:szCs w:val="22"/>
         </w:rPr>
         <w:t xml:space="preserve">The compact must specify with particularity the reciprocal obligations of both parties and the review mechanism. The Associated Community holds obligations to the Republic as well as rights from it. Review </w:t>
+      </w:r>
+      <w:r>
+        <w:rPr>
+          <w:rFonts w:ascii="Garamond" w:eastAsia="Garamond" w:hAnsi="Garamond" w:cs="Garamond"/>
+          <w:color w:val="2A2A2A"/>
+          <w:sz w:val="22"/>
+          <w:szCs w:val="22"/>
+        </w:rPr>
         <w:lastRenderedPageBreak/>
         <w:t>must be scheduled at regular intervals defined in the compact; either party may request a review outside the schedule by providing written notice to the NRS.</w:t>
       </w:r>
@@ -7615,7 +7798,7 @@
           <w:sz w:val="22"/>
           <w:szCs w:val="22"/>
         </w:rPr>
-        <w:t xml:space="preserve">Compact Ratification</w:t>
+        <w:t>Compact Ratification</w:t>
       </w:r>
     </w:p>
     <w:p>
@@ -7659,7 +7842,7 @@
           <w:sz w:val="22"/>
           <w:szCs w:val="22"/>
         </w:rPr>
-        <w:t xml:space="preserve">Compact Continuity</w:t>
+        <w:t>Compact Continuity</w:t>
       </w:r>
     </w:p>
     <w:p>
